--- a/Requisitos/Documentos de Casos de Uso/CSU10 - BuscarServiço.docx
+++ b/Requisitos/Documentos de Casos de Uso/CSU10 - BuscarServiço.docx
@@ -1,10 +1,10 @@
 
 <file path=word/document.xml><?xml version="1.0" encoding="utf-8"?>
-<w:document xmlns:mc="http://schemas.openxmlformats.org/markup-compatibility/2006" xmlns:ve="http://schemas.openxmlformats.org/markup-compatibility/2006" xmlns:o="urn:schemas-microsoft-com:office:office" xmlns:r="http://schemas.openxmlformats.org/officeDocument/2006/relationships" xmlns:m="http://schemas.openxmlformats.org/officeDocument/2006/math" xmlns:v="urn:schemas-microsoft-com:vml" xmlns:wp="http://schemas.openxmlformats.org/drawingml/2006/wordprocessingDrawing" xmlns:w10="urn:schemas-microsoft-com:office:word" xmlns:w="http://schemas.openxmlformats.org/wordprocessingml/2006/main" xmlns:wne="http://schemas.microsoft.com/office/word/2006/wordml" xmlns:a="http://schemas.openxmlformats.org/drawingml/2006/main" xmlns:pic="http://schemas.openxmlformats.org/drawingml/2006/picture" xmlns:wpg="http://schemas.microsoft.com/office/word/2010/wordprocessingGroup" xmlns:wps="http://schemas.microsoft.com/office/word/2010/wordprocessingShape" xmlns:w14="http://schemas.microsoft.com/office/word/2010/wordml" mc:Ignorable="w14" xml:space="preserve">
+<w:document xmlns:wpc="http://schemas.microsoft.com/office/word/2010/wordprocessingCanvas" xmlns:cx="http://schemas.microsoft.com/office/drawing/2014/chartex" xmlns:cx1="http://schemas.microsoft.com/office/drawing/2015/9/8/chartex" xmlns:cx2="http://schemas.microsoft.com/office/drawing/2015/10/21/chartex" xmlns:cx3="http://schemas.microsoft.com/office/drawing/2016/5/9/chartex" xmlns:cx4="http://schemas.microsoft.com/office/drawing/2016/5/10/chartex" xmlns:cx5="http://schemas.microsoft.com/office/drawing/2016/5/11/chartex" xmlns:cx6="http://schemas.microsoft.com/office/drawing/2016/5/12/chartex" xmlns:cx7="http://schemas.microsoft.com/office/drawing/2016/5/13/chartex" xmlns:cx8="http://schemas.microsoft.com/office/drawing/2016/5/14/chartex" xmlns:mc="http://schemas.openxmlformats.org/markup-compatibility/2006" xmlns:aink="http://schemas.microsoft.com/office/drawing/2016/ink" xmlns:am3d="http://schemas.microsoft.com/office/drawing/2017/model3d" xmlns:o="urn:schemas-microsoft-com:office:office" xmlns:oel="http://schemas.microsoft.com/office/2019/extlst" xmlns:r="http://schemas.openxmlformats.org/officeDocument/2006/relationships" xmlns:m="http://schemas.openxmlformats.org/officeDocument/2006/math" xmlns:v="urn:schemas-microsoft-com:vml" xmlns:wp14="http://schemas.microsoft.com/office/word/2010/wordprocessingDrawing" xmlns:wp="http://schemas.openxmlformats.org/drawingml/2006/wordprocessingDrawing" xmlns:w10="urn:schemas-microsoft-com:office:word" xmlns:w="http://schemas.openxmlformats.org/wordprocessingml/2006/main" xmlns:w14="http://schemas.microsoft.com/office/word/2010/wordml" xmlns:w15="http://schemas.microsoft.com/office/word/2012/wordml" xmlns:w16cex="http://schemas.microsoft.com/office/word/2018/wordml/cex" xmlns:w16cid="http://schemas.microsoft.com/office/word/2016/wordml/cid" xmlns:w16="http://schemas.microsoft.com/office/word/2018/wordml" xmlns:w16du="http://schemas.microsoft.com/office/word/2023/wordml/word16du" xmlns:w16sdtdh="http://schemas.microsoft.com/office/word/2020/wordml/sdtdatahash" xmlns:w16sdtfl="http://schemas.microsoft.com/office/word/2024/wordml/sdtformatlock" xmlns:w16se="http://schemas.microsoft.com/office/word/2015/wordml/symex" xmlns:wpg="http://schemas.microsoft.com/office/word/2010/wordprocessingGroup" xmlns:wpi="http://schemas.microsoft.com/office/word/2010/wordprocessingInk" xmlns:wne="http://schemas.microsoft.com/office/word/2006/wordml" xmlns:wps="http://schemas.microsoft.com/office/word/2010/wordprocessingShape" mc:Ignorable="w14 w15 w16se w16cid w16 w16cex w16sdtdh w16sdtfl w16du wp14">
   <w:body>
     <w:p>
       <w:pPr>
-        <w:pStyle w:val="BodyText"/>
+        <w:pStyle w:val="Corpodetexto"/>
         <w:spacing w:before="74"/>
         <w:ind w:right="423"/>
         <w:jc w:val="center"/>
@@ -20,17 +20,16 @@
           <w:color w:val="FF0000"/>
           <w:spacing w:val="-2"/>
         </w:rPr>
-        <w:t> </w:t>
+        <w:t xml:space="preserve"> </w:t>
       </w:r>
       <w:r>
-        <w:rPr/>
         <w:t>Buscar</w:t>
       </w:r>
       <w:r>
         <w:rPr>
           <w:spacing w:val="-1"/>
         </w:rPr>
-        <w:t> </w:t>
+        <w:t xml:space="preserve"> </w:t>
       </w:r>
       <w:r>
         <w:rPr>
@@ -41,7 +40,7 @@
     </w:p>
     <w:p>
       <w:pPr>
-        <w:spacing w:line="240" w:lineRule="auto" w:before="4"/>
+        <w:spacing w:before="4"/>
         <w:rPr>
           <w:b/>
           <w:sz w:val="28"/>
@@ -50,18 +49,12 @@
     </w:p>
     <w:p>
       <w:pPr>
-        <w:spacing w:before="0"/>
-        <w:ind w:left="0" w:right="0" w:firstLine="0"/>
-        <w:jc w:val="left"/>
         <w:rPr>
           <w:sz w:val="28"/>
         </w:rPr>
       </w:pPr>
-      <w:bookmarkStart w:name="Seção: Principal" w:id="1"/>
-      <w:bookmarkEnd w:id="1"/>
-      <w:r>
-        <w:rPr/>
-      </w:r>
+      <w:bookmarkStart w:id="0" w:name="Seção:_Principal"/>
+      <w:bookmarkEnd w:id="0"/>
       <w:r>
         <w:rPr>
           <w:b/>
@@ -75,7 +68,7 @@
           <w:spacing w:val="2"/>
           <w:sz w:val="28"/>
         </w:rPr>
-        <w:t> </w:t>
+        <w:t xml:space="preserve"> </w:t>
       </w:r>
       <w:r>
         <w:rPr>
@@ -87,8 +80,8 @@
     </w:p>
     <w:tbl>
       <w:tblPr>
+        <w:tblStyle w:val="TableNormal"/>
         <w:tblW w:w="0" w:type="auto"/>
-        <w:jc w:val="left"/>
         <w:tblInd w:w="10" w:type="dxa"/>
         <w:tblBorders>
           <w:top w:val="single" w:sz="4" w:space="0" w:color="000000"/>
@@ -99,13 +92,7 @@
           <w:insideV w:val="single" w:sz="4" w:space="0" w:color="000000"/>
         </w:tblBorders>
         <w:tblLayout w:type="fixed"/>
-        <w:tblCellMar>
-          <w:top w:w="0" w:type="dxa"/>
-          <w:left w:w="0" w:type="dxa"/>
-          <w:bottom w:w="0" w:type="dxa"/>
-          <w:right w:w="0" w:type="dxa"/>
-        </w:tblCellMar>
-        <w:tblLook w:val="01E0"/>
+        <w:tblLook w:val="01E0" w:firstRow="1" w:lastRow="1" w:firstColumn="1" w:lastColumn="1" w:noHBand="0" w:noVBand="0"/>
       </w:tblPr>
       <w:tblGrid>
         <w:gridCol w:w="2906"/>
@@ -113,7 +100,7 @@
       </w:tblGrid>
       <w:tr>
         <w:trPr>
-          <w:trHeight w:val="325" w:hRule="atLeast"/>
+          <w:trHeight w:val="325"/>
         </w:trPr>
         <w:tc>
           <w:tcPr>
@@ -162,7 +149,7 @@
                 <w:spacing w:val="-1"/>
                 <w:sz w:val="28"/>
               </w:rPr>
-              <w:t> </w:t>
+              <w:t xml:space="preserve"> </w:t>
             </w:r>
             <w:r>
               <w:rPr>
@@ -183,7 +170,7 @@
                 <w:spacing w:val="-1"/>
                 <w:sz w:val="28"/>
               </w:rPr>
-              <w:t> </w:t>
+              <w:t xml:space="preserve"> </w:t>
             </w:r>
             <w:r>
               <w:rPr>
@@ -198,7 +185,7 @@
                 <w:spacing w:val="-1"/>
                 <w:sz w:val="28"/>
               </w:rPr>
-              <w:t> </w:t>
+              <w:t xml:space="preserve"> </w:t>
             </w:r>
             <w:r>
               <w:rPr>
@@ -213,7 +200,7 @@
                 <w:spacing w:val="-1"/>
                 <w:sz w:val="28"/>
               </w:rPr>
-              <w:t> </w:t>
+              <w:t xml:space="preserve"> </w:t>
             </w:r>
             <w:r>
               <w:rPr>
@@ -228,7 +215,7 @@
                 <w:spacing w:val="-1"/>
                 <w:sz w:val="28"/>
               </w:rPr>
-              <w:t> </w:t>
+              <w:t xml:space="preserve"> </w:t>
             </w:r>
             <w:r>
               <w:rPr>
@@ -243,7 +230,7 @@
       </w:tr>
       <w:tr>
         <w:trPr>
-          <w:trHeight w:val="965" w:hRule="atLeast"/>
+          <w:trHeight w:val="965"/>
         </w:trPr>
         <w:tc>
           <w:tcPr>
@@ -291,7 +278,7 @@
                 <w:spacing w:val="-7"/>
                 <w:sz w:val="28"/>
               </w:rPr>
-              <w:t> </w:t>
+              <w:t xml:space="preserve"> </w:t>
             </w:r>
             <w:r>
               <w:rPr>
@@ -304,7 +291,7 @@
                 <w:spacing w:val="-4"/>
                 <w:sz w:val="28"/>
               </w:rPr>
-              <w:t> </w:t>
+              <w:t xml:space="preserve"> </w:t>
             </w:r>
             <w:r>
               <w:rPr>
@@ -317,7 +304,7 @@
                 <w:spacing w:val="-4"/>
                 <w:sz w:val="28"/>
               </w:rPr>
-              <w:t> </w:t>
+              <w:t xml:space="preserve"> </w:t>
             </w:r>
             <w:r>
               <w:rPr>
@@ -330,7 +317,7 @@
                 <w:spacing w:val="-3"/>
                 <w:sz w:val="28"/>
               </w:rPr>
-              <w:t> </w:t>
+              <w:t xml:space="preserve"> </w:t>
             </w:r>
             <w:r>
               <w:rPr>
@@ -343,7 +330,7 @@
                 <w:spacing w:val="-4"/>
                 <w:sz w:val="28"/>
               </w:rPr>
-              <w:t> </w:t>
+              <w:t xml:space="preserve"> </w:t>
             </w:r>
             <w:r>
               <w:rPr>
@@ -356,7 +343,7 @@
                 <w:spacing w:val="-4"/>
                 <w:sz w:val="28"/>
               </w:rPr>
-              <w:t> </w:t>
+              <w:t xml:space="preserve"> </w:t>
             </w:r>
             <w:r>
               <w:rPr>
@@ -369,7 +356,7 @@
                 <w:spacing w:val="-4"/>
                 <w:sz w:val="28"/>
               </w:rPr>
-              <w:t> </w:t>
+              <w:t xml:space="preserve"> </w:t>
             </w:r>
             <w:r>
               <w:rPr>
@@ -382,7 +369,7 @@
                 <w:spacing w:val="-3"/>
                 <w:sz w:val="28"/>
               </w:rPr>
-              <w:t> </w:t>
+              <w:t xml:space="preserve"> </w:t>
             </w:r>
             <w:r>
               <w:rPr>
@@ -395,7 +382,7 @@
                 <w:spacing w:val="-4"/>
                 <w:sz w:val="28"/>
               </w:rPr>
-              <w:t> </w:t>
+              <w:t xml:space="preserve"> </w:t>
             </w:r>
             <w:r>
               <w:rPr>
@@ -408,7 +395,7 @@
                 <w:spacing w:val="-3"/>
                 <w:sz w:val="28"/>
               </w:rPr>
-              <w:t> </w:t>
+              <w:t xml:space="preserve"> </w:t>
             </w:r>
             <w:r>
               <w:rPr>
@@ -421,7 +408,7 @@
                 <w:spacing w:val="-4"/>
                 <w:sz w:val="28"/>
               </w:rPr>
-              <w:t> </w:t>
+              <w:t xml:space="preserve"> </w:t>
             </w:r>
             <w:r>
               <w:rPr>
@@ -434,7 +421,7 @@
       </w:tr>
       <w:tr>
         <w:trPr>
-          <w:trHeight w:val="320" w:hRule="atLeast"/>
+          <w:trHeight w:val="320"/>
         </w:trPr>
         <w:tc>
           <w:tcPr>
@@ -461,7 +448,7 @@
                 <w:spacing w:val="-2"/>
                 <w:sz w:val="28"/>
               </w:rPr>
-              <w:t> Primário</w:t>
+              <w:t xml:space="preserve"> Primário</w:t>
             </w:r>
           </w:p>
         </w:tc>
@@ -488,7 +475,7 @@
       </w:tr>
       <w:tr>
         <w:trPr>
-          <w:trHeight w:val="325" w:hRule="atLeast"/>
+          <w:trHeight w:val="325"/>
         </w:trPr>
         <w:tc>
           <w:tcPr>
@@ -516,7 +503,7 @@
                 <w:spacing w:val="-2"/>
                 <w:sz w:val="28"/>
               </w:rPr>
-              <w:t> Secundário</w:t>
+              <w:t xml:space="preserve"> Secundário</w:t>
             </w:r>
           </w:p>
         </w:tc>
@@ -543,7 +530,7 @@
       </w:tr>
       <w:tr>
         <w:trPr>
-          <w:trHeight w:val="320" w:hRule="atLeast"/>
+          <w:trHeight w:val="320"/>
         </w:trPr>
         <w:tc>
           <w:tcPr>
@@ -596,7 +583,7 @@
       </w:tr>
       <w:tr>
         <w:trPr>
-          <w:trHeight w:val="319" w:hRule="atLeast"/>
+          <w:trHeight w:val="319"/>
         </w:trPr>
         <w:tc>
           <w:tcPr>
@@ -642,7 +629,7 @@
       </w:tr>
       <w:tr>
         <w:trPr>
-          <w:trHeight w:val="425" w:hRule="atLeast"/>
+          <w:trHeight w:val="425"/>
         </w:trPr>
         <w:tc>
           <w:tcPr>
@@ -665,7 +652,7 @@
                 <w:b/>
                 <w:sz w:val="28"/>
               </w:rPr>
-              <w:t>Fluxo </w:t>
+              <w:t xml:space="preserve">Fluxo </w:t>
             </w:r>
             <w:r>
               <w:rPr>
@@ -680,7 +667,7 @@
       </w:tr>
       <w:tr>
         <w:trPr>
-          <w:trHeight w:val="1615" w:hRule="atLeast"/>
+          <w:trHeight w:val="1615"/>
         </w:trPr>
         <w:tc>
           <w:tcPr>
@@ -692,14 +679,13 @@
               <w:pStyle w:val="TableParagraph"/>
               <w:numPr>
                 <w:ilvl w:val="0"/>
-                <w:numId w:val="1"/>
+                <w:numId w:val="2"/>
               </w:numPr>
               <w:tabs>
-                <w:tab w:pos="430" w:val="left" w:leader="none"/>
+                <w:tab w:val="left" w:pos="430"/>
               </w:tabs>
-              <w:spacing w:line="240" w:lineRule="auto" w:before="0" w:after="0"/>
-              <w:ind w:left="430" w:right="321" w:hanging="360"/>
-              <w:jc w:val="left"/>
+              <w:spacing w:line="240" w:lineRule="auto"/>
+              <w:ind w:right="321"/>
               <w:rPr>
                 <w:sz w:val="28"/>
               </w:rPr>
@@ -715,7 +701,7 @@
                 <w:spacing w:val="-2"/>
                 <w:sz w:val="28"/>
               </w:rPr>
-              <w:t> </w:t>
+              <w:t xml:space="preserve"> </w:t>
             </w:r>
             <w:r>
               <w:rPr>
@@ -728,7 +714,7 @@
                 <w:spacing w:val="-3"/>
                 <w:sz w:val="28"/>
               </w:rPr>
-              <w:t> </w:t>
+              <w:t xml:space="preserve"> </w:t>
             </w:r>
             <w:r>
               <w:rPr>
@@ -741,7 +727,7 @@
                 <w:spacing w:val="-2"/>
                 <w:sz w:val="28"/>
               </w:rPr>
-              <w:t> </w:t>
+              <w:t xml:space="preserve"> </w:t>
             </w:r>
             <w:r>
               <w:rPr>
@@ -754,7 +740,7 @@
                 <w:spacing w:val="-3"/>
                 <w:sz w:val="28"/>
               </w:rPr>
-              <w:t> </w:t>
+              <w:t xml:space="preserve"> </w:t>
             </w:r>
             <w:r>
               <w:rPr>
@@ -767,7 +753,7 @@
                 <w:spacing w:val="-3"/>
                 <w:sz w:val="28"/>
               </w:rPr>
-              <w:t> </w:t>
+              <w:t xml:space="preserve"> </w:t>
             </w:r>
             <w:r>
               <w:rPr>
@@ -780,7 +766,7 @@
                 <w:spacing w:val="-7"/>
                 <w:sz w:val="28"/>
               </w:rPr>
-              <w:t> </w:t>
+              <w:t xml:space="preserve"> </w:t>
             </w:r>
             <w:r>
               <w:rPr>
@@ -793,7 +779,7 @@
                 <w:spacing w:val="-1"/>
                 <w:sz w:val="28"/>
               </w:rPr>
-              <w:t> </w:t>
+              <w:t xml:space="preserve"> </w:t>
             </w:r>
             <w:r>
               <w:rPr>
@@ -806,7 +792,7 @@
                 <w:spacing w:val="-3"/>
                 <w:sz w:val="28"/>
               </w:rPr>
-              <w:t> </w:t>
+              <w:t xml:space="preserve"> </w:t>
             </w:r>
             <w:r>
               <w:rPr>
@@ -819,7 +805,7 @@
                 <w:spacing w:val="-3"/>
                 <w:sz w:val="28"/>
               </w:rPr>
-              <w:t> </w:t>
+              <w:t xml:space="preserve"> </w:t>
             </w:r>
             <w:r>
               <w:rPr>
@@ -832,7 +818,7 @@
                 <w:spacing w:val="-3"/>
                 <w:sz w:val="28"/>
               </w:rPr>
-              <w:t> </w:t>
+              <w:t xml:space="preserve"> </w:t>
             </w:r>
             <w:r>
               <w:rPr>
@@ -845,7 +831,7 @@
                 <w:spacing w:val="-3"/>
                 <w:sz w:val="28"/>
               </w:rPr>
-              <w:t> </w:t>
+              <w:t xml:space="preserve"> </w:t>
             </w:r>
             <w:r>
               <w:rPr>
@@ -858,7 +844,7 @@
                 <w:spacing w:val="-3"/>
                 <w:sz w:val="28"/>
               </w:rPr>
-              <w:t> </w:t>
+              <w:t xml:space="preserve"> </w:t>
             </w:r>
             <w:r>
               <w:rPr>
@@ -871,13 +857,13 @@
                 <w:spacing w:val="-3"/>
                 <w:sz w:val="28"/>
               </w:rPr>
-              <w:t> </w:t>
-            </w:r>
-            <w:r>
-              <w:rPr>
-                <w:sz w:val="28"/>
-              </w:rPr>
-              <w:t>“buscar” </w:t>
+              <w:t xml:space="preserve"> </w:t>
+            </w:r>
+            <w:r>
+              <w:rPr>
+                <w:sz w:val="28"/>
+              </w:rPr>
+              <w:t xml:space="preserve">“buscar” </w:t>
             </w:r>
             <w:r>
               <w:rPr>
@@ -907,14 +893,12 @@
               <w:pStyle w:val="TableParagraph"/>
               <w:numPr>
                 <w:ilvl w:val="0"/>
-                <w:numId w:val="1"/>
+                <w:numId w:val="2"/>
               </w:numPr>
               <w:tabs>
-                <w:tab w:pos="430" w:val="left" w:leader="none"/>
+                <w:tab w:val="left" w:pos="430"/>
               </w:tabs>
-              <w:spacing w:line="240" w:lineRule="auto" w:before="0" w:after="0"/>
-              <w:ind w:left="430" w:right="0" w:hanging="360"/>
-              <w:jc w:val="left"/>
+              <w:spacing w:line="240" w:lineRule="auto"/>
               <w:rPr>
                 <w:sz w:val="28"/>
               </w:rPr>
@@ -930,7 +914,7 @@
                 <w:spacing w:val="-3"/>
                 <w:sz w:val="28"/>
               </w:rPr>
-              <w:t> </w:t>
+              <w:t xml:space="preserve"> </w:t>
             </w:r>
             <w:r>
               <w:rPr>
@@ -943,7 +927,7 @@
                 <w:spacing w:val="-2"/>
                 <w:sz w:val="28"/>
               </w:rPr>
-              <w:t> </w:t>
+              <w:t xml:space="preserve"> </w:t>
             </w:r>
             <w:r>
               <w:rPr>
@@ -956,7 +940,7 @@
                 <w:spacing w:val="-2"/>
                 <w:sz w:val="28"/>
               </w:rPr>
-              <w:t> </w:t>
+              <w:t xml:space="preserve"> </w:t>
             </w:r>
             <w:r>
               <w:rPr>
@@ -969,7 +953,7 @@
                 <w:spacing w:val="-1"/>
                 <w:sz w:val="28"/>
               </w:rPr>
-              <w:t> </w:t>
+              <w:t xml:space="preserve"> </w:t>
             </w:r>
             <w:r>
               <w:rPr>
@@ -982,7 +966,7 @@
                 <w:spacing w:val="-2"/>
                 <w:sz w:val="28"/>
               </w:rPr>
-              <w:t> </w:t>
+              <w:t xml:space="preserve"> </w:t>
             </w:r>
             <w:r>
               <w:rPr>
@@ -995,7 +979,7 @@
                 <w:spacing w:val="-2"/>
                 <w:sz w:val="28"/>
               </w:rPr>
-              <w:t> </w:t>
+              <w:t xml:space="preserve"> </w:t>
             </w:r>
             <w:r>
               <w:rPr>
@@ -1008,7 +992,7 @@
                 <w:spacing w:val="-2"/>
                 <w:sz w:val="28"/>
               </w:rPr>
-              <w:t> </w:t>
+              <w:t xml:space="preserve"> </w:t>
             </w:r>
             <w:r>
               <w:rPr>
@@ -1021,7 +1005,7 @@
                 <w:spacing w:val="-2"/>
                 <w:sz w:val="28"/>
               </w:rPr>
-              <w:t> </w:t>
+              <w:t xml:space="preserve"> </w:t>
             </w:r>
             <w:r>
               <w:rPr>
@@ -1034,7 +1018,7 @@
                 <w:spacing w:val="5"/>
                 <w:sz w:val="28"/>
               </w:rPr>
-              <w:t> </w:t>
+              <w:t xml:space="preserve"> </w:t>
             </w:r>
             <w:r>
               <w:rPr>
@@ -1063,7 +1047,7 @@
       </w:tr>
       <w:tr>
         <w:trPr>
-          <w:trHeight w:val="400" w:hRule="atLeast"/>
+          <w:trHeight w:val="400"/>
         </w:trPr>
         <w:tc>
           <w:tcPr>
@@ -1086,7 +1070,7 @@
                 <w:b/>
                 <w:sz w:val="28"/>
               </w:rPr>
-              <w:t>Fluxo </w:t>
+              <w:t xml:space="preserve">Fluxo </w:t>
             </w:r>
             <w:r>
               <w:rPr>
@@ -1101,7 +1085,7 @@
       </w:tr>
       <w:tr>
         <w:trPr>
-          <w:trHeight w:val="665" w:hRule="atLeast"/>
+          <w:trHeight w:val="665"/>
         </w:trPr>
         <w:tc>
           <w:tcPr>
@@ -1113,14 +1097,13 @@
               <w:pStyle w:val="TableParagraph"/>
               <w:numPr>
                 <w:ilvl w:val="0"/>
-                <w:numId w:val="2"/>
+                <w:numId w:val="1"/>
               </w:numPr>
               <w:tabs>
-                <w:tab w:pos="355" w:val="left" w:leader="none"/>
+                <w:tab w:val="left" w:pos="355"/>
               </w:tabs>
-              <w:spacing w:line="320" w:lineRule="exact" w:before="5" w:after="0"/>
-              <w:ind w:left="355" w:right="678" w:hanging="285"/>
-              <w:jc w:val="left"/>
+              <w:spacing w:before="5" w:line="320" w:lineRule="exact"/>
+              <w:ind w:right="678"/>
               <w:rPr>
                 <w:sz w:val="28"/>
               </w:rPr>
@@ -1138,7 +1121,7 @@
                 <w:spacing w:val="-4"/>
                 <w:sz w:val="28"/>
               </w:rPr>
-              <w:t> </w:t>
+              <w:t xml:space="preserve"> </w:t>
             </w:r>
             <w:r>
               <w:rPr>
@@ -1153,7 +1136,7 @@
                 <w:spacing w:val="-2"/>
                 <w:sz w:val="28"/>
               </w:rPr>
-              <w:t> </w:t>
+              <w:t xml:space="preserve"> </w:t>
             </w:r>
             <w:r>
               <w:rPr>
@@ -1166,7 +1149,7 @@
                 <w:spacing w:val="-3"/>
                 <w:sz w:val="28"/>
               </w:rPr>
-              <w:t> </w:t>
+              <w:t xml:space="preserve"> </w:t>
             </w:r>
             <w:r>
               <w:rPr>
@@ -1179,7 +1162,7 @@
                 <w:spacing w:val="-4"/>
                 <w:sz w:val="28"/>
               </w:rPr>
-              <w:t> </w:t>
+              <w:t xml:space="preserve"> </w:t>
             </w:r>
             <w:r>
               <w:rPr>
@@ -1192,117 +1175,103 @@
                 <w:spacing w:val="-4"/>
                 <w:sz w:val="28"/>
               </w:rPr>
-              <w:t> </w:t>
-            </w:r>
-            <w:r>
-              <w:rPr>
-                <w:sz w:val="28"/>
-              </w:rPr>
-              <w:t>“Solicitar</w:t>
-            </w:r>
-            <w:r>
-              <w:rPr>
-                <w:spacing w:val="-2"/>
-                <w:sz w:val="28"/>
-              </w:rPr>
-              <w:t> </w:t>
-            </w:r>
-            <w:r>
-              <w:rPr>
-                <w:sz w:val="28"/>
-              </w:rPr>
-              <w:t>novo</w:t>
+              <w:t xml:space="preserve"> </w:t>
+            </w:r>
+            <w:r>
+              <w:rPr>
+                <w:sz w:val="28"/>
+              </w:rPr>
+              <w:t>“</w:t>
+            </w:r>
+            <w:r>
+              <w:rPr>
+                <w:sz w:val="28"/>
+              </w:rPr>
+              <w:t>Entre</w:t>
+            </w:r>
+            <w:r>
+              <w:rPr>
+                <w:sz w:val="28"/>
+              </w:rPr>
+              <w:t>”</w:t>
+            </w:r>
+            <w:r>
+              <w:rPr>
+                <w:spacing w:val="-8"/>
+                <w:sz w:val="28"/>
+              </w:rPr>
+              <w:t xml:space="preserve"> </w:t>
+            </w:r>
+            <w:r>
+              <w:rPr>
+                <w:sz w:val="28"/>
+              </w:rPr>
+              <w:t>e</w:t>
             </w:r>
             <w:r>
               <w:rPr>
                 <w:spacing w:val="-4"/>
                 <w:sz w:val="28"/>
               </w:rPr>
-              <w:t> </w:t>
-            </w:r>
-            <w:r>
-              <w:rPr>
-                <w:sz w:val="28"/>
-              </w:rPr>
-              <w:t>serviço”</w:t>
-            </w:r>
-            <w:r>
-              <w:rPr>
-                <w:spacing w:val="-8"/>
-                <w:sz w:val="28"/>
-              </w:rPr>
-              <w:t> </w:t>
-            </w:r>
-            <w:r>
-              <w:rPr>
-                <w:sz w:val="28"/>
-              </w:rPr>
-              <w:t>e</w:t>
+              <w:t xml:space="preserve"> </w:t>
+            </w:r>
+            <w:r>
+              <w:rPr>
+                <w:sz w:val="28"/>
+              </w:rPr>
+              <w:t>vai</w:t>
+            </w:r>
+            <w:r>
+              <w:rPr>
+                <w:spacing w:val="-2"/>
+                <w:sz w:val="28"/>
+              </w:rPr>
+              <w:t xml:space="preserve"> </w:t>
+            </w:r>
+            <w:r>
+              <w:rPr>
+                <w:sz w:val="28"/>
+              </w:rPr>
+              <w:t>para</w:t>
             </w:r>
             <w:r>
               <w:rPr>
                 <w:spacing w:val="-4"/>
                 <w:sz w:val="28"/>
               </w:rPr>
-              <w:t> </w:t>
-            </w:r>
-            <w:r>
-              <w:rPr>
-                <w:sz w:val="28"/>
-              </w:rPr>
-              <w:t>vai</w:t>
-            </w:r>
-            <w:r>
-              <w:rPr>
-                <w:spacing w:val="-2"/>
-                <w:sz w:val="28"/>
-              </w:rPr>
-              <w:t> </w:t>
-            </w:r>
-            <w:r>
-              <w:rPr>
-                <w:sz w:val="28"/>
-              </w:rPr>
-              <w:t>para</w:t>
+              <w:t xml:space="preserve"> </w:t>
+            </w:r>
+            <w:r>
+              <w:rPr>
+                <w:sz w:val="28"/>
+              </w:rPr>
+              <w:t>o</w:t>
             </w:r>
             <w:r>
               <w:rPr>
                 <w:spacing w:val="-4"/>
                 <w:sz w:val="28"/>
               </w:rPr>
-              <w:t> </w:t>
-            </w:r>
-            <w:r>
-              <w:rPr>
-                <w:sz w:val="28"/>
-              </w:rPr>
-              <w:t>o</w:t>
+              <w:t xml:space="preserve"> </w:t>
+            </w:r>
+            <w:r>
+              <w:rPr>
+                <w:sz w:val="28"/>
+              </w:rPr>
+              <w:t>fluxo</w:t>
             </w:r>
             <w:r>
               <w:rPr>
                 <w:spacing w:val="-4"/>
                 <w:sz w:val="28"/>
               </w:rPr>
-              <w:t> </w:t>
-            </w:r>
-            <w:r>
-              <w:rPr>
-                <w:sz w:val="28"/>
-              </w:rPr>
-              <w:t>fluxo</w:t>
-            </w:r>
-            <w:r>
-              <w:rPr>
-                <w:spacing w:val="-4"/>
-                <w:sz w:val="28"/>
-              </w:rPr>
-              <w:t> </w:t>
-            </w:r>
-            <w:r>
-              <w:rPr>
-                <w:sz w:val="28"/>
-              </w:rPr>
-              <w:t>principal </w:t>
+              <w:t xml:space="preserve"> </w:t>
+            </w:r>
+            <w:r>
+              <w:rPr>
+                <w:sz w:val="28"/>
+              </w:rPr>
+              <w:t xml:space="preserve">principal </w:t>
             </w:r>
             <w:r>
               <w:rPr>
@@ -1331,7 +1300,7 @@
       </w:tr>
       <w:tr>
         <w:trPr>
-          <w:trHeight w:val="400" w:hRule="atLeast"/>
+          <w:trHeight w:val="400"/>
         </w:trPr>
         <w:tc>
           <w:tcPr>
@@ -1354,7 +1323,7 @@
                 <w:b/>
                 <w:sz w:val="28"/>
               </w:rPr>
-              <w:t>Fluxo </w:t>
+              <w:t xml:space="preserve">Fluxo </w:t>
             </w:r>
             <w:r>
               <w:rPr>
@@ -1369,7 +1338,7 @@
       </w:tr>
       <w:tr>
         <w:trPr>
-          <w:trHeight w:val="400" w:hRule="atLeast"/>
+          <w:trHeight w:val="400"/>
         </w:trPr>
         <w:tc>
           <w:tcPr>
@@ -1397,7 +1366,6 @@
     </w:tbl>
     <w:p>
       <w:pPr>
-        <w:spacing w:line="240" w:lineRule="auto" w:before="0"/>
         <w:rPr>
           <w:sz w:val="20"/>
         </w:rPr>
@@ -1405,7 +1373,7 @@
     </w:p>
     <w:p>
       <w:pPr>
-        <w:spacing w:line="240" w:lineRule="auto" w:before="98" w:after="0"/>
+        <w:spacing w:before="98"/>
         <w:rPr>
           <w:sz w:val="20"/>
         </w:rPr>
@@ -1413,8 +1381,8 @@
     </w:p>
     <w:tbl>
       <w:tblPr>
+        <w:tblStyle w:val="TableNormal"/>
         <w:tblW w:w="0" w:type="auto"/>
-        <w:jc w:val="left"/>
         <w:tblInd w:w="10" w:type="dxa"/>
         <w:tblBorders>
           <w:top w:val="single" w:sz="4" w:space="0" w:color="000000"/>
@@ -1425,13 +1393,7 @@
           <w:insideV w:val="single" w:sz="4" w:space="0" w:color="000000"/>
         </w:tblBorders>
         <w:tblLayout w:type="fixed"/>
-        <w:tblCellMar>
-          <w:top w:w="0" w:type="dxa"/>
-          <w:left w:w="0" w:type="dxa"/>
-          <w:bottom w:w="0" w:type="dxa"/>
-          <w:right w:w="0" w:type="dxa"/>
-        </w:tblCellMar>
-        <w:tblLook w:val="01E0"/>
+        <w:tblLook w:val="01E0" w:firstRow="1" w:lastRow="1" w:firstColumn="1" w:lastColumn="1" w:noHBand="0" w:noVBand="0"/>
       </w:tblPr>
       <w:tblGrid>
         <w:gridCol w:w="2631"/>
@@ -1440,7 +1402,7 @@
       </w:tblGrid>
       <w:tr>
         <w:trPr>
-          <w:trHeight w:val="320" w:hRule="atLeast"/>
+          <w:trHeight w:val="320"/>
         </w:trPr>
         <w:tc>
           <w:tcPr>
@@ -1470,7 +1432,7 @@
       </w:tr>
       <w:tr>
         <w:trPr>
-          <w:trHeight w:val="275" w:hRule="atLeast"/>
+          <w:trHeight w:val="275"/>
         </w:trPr>
         <w:tc>
           <w:tcPr>
@@ -1479,7 +1441,7 @@
           <w:p>
             <w:pPr>
               <w:pStyle w:val="TableParagraph"/>
-              <w:spacing w:line="254" w:lineRule="exact" w:before="1"/>
+              <w:spacing w:before="1" w:line="254" w:lineRule="exact"/>
               <w:ind w:left="1"/>
               <w:jc w:val="center"/>
               <w:rPr>
@@ -1502,7 +1464,7 @@
           <w:p>
             <w:pPr>
               <w:pStyle w:val="TableParagraph"/>
-              <w:spacing w:line="254" w:lineRule="exact" w:before="1"/>
+              <w:spacing w:before="1" w:line="254" w:lineRule="exact"/>
               <w:ind w:left="5"/>
               <w:jc w:val="center"/>
               <w:rPr>
@@ -1525,7 +1487,7 @@
           <w:p>
             <w:pPr>
               <w:pStyle w:val="TableParagraph"/>
-              <w:spacing w:line="254" w:lineRule="exact" w:before="1"/>
+              <w:spacing w:before="1" w:line="254" w:lineRule="exact"/>
               <w:ind w:left="2" w:right="2"/>
               <w:jc w:val="center"/>
               <w:rPr>
@@ -1544,7 +1506,7 @@
       </w:tr>
       <w:tr>
         <w:trPr>
-          <w:trHeight w:val="555" w:hRule="atLeast"/>
+          <w:trHeight w:val="555"/>
         </w:trPr>
         <w:tc>
           <w:tcPr>
@@ -1553,7 +1515,7 @@
           <w:p>
             <w:pPr>
               <w:pStyle w:val="TableParagraph"/>
-              <w:spacing w:line="240" w:lineRule="auto" w:before="1"/>
+              <w:spacing w:before="1" w:line="240" w:lineRule="auto"/>
               <w:ind w:left="1" w:right="1"/>
               <w:jc w:val="center"/>
               <w:rPr>
@@ -1576,7 +1538,7 @@
           <w:p>
             <w:pPr>
               <w:pStyle w:val="TableParagraph"/>
-              <w:spacing w:line="240" w:lineRule="auto" w:before="1"/>
+              <w:spacing w:before="1" w:line="240" w:lineRule="auto"/>
               <w:ind w:left="5" w:right="5"/>
               <w:jc w:val="center"/>
               <w:rPr>
@@ -1599,7 +1561,7 @@
           <w:p>
             <w:pPr>
               <w:pStyle w:val="TableParagraph"/>
-              <w:spacing w:line="240" w:lineRule="auto" w:before="1"/>
+              <w:spacing w:before="1" w:line="240" w:lineRule="auto"/>
               <w:ind w:left="2" w:right="2"/>
               <w:jc w:val="center"/>
               <w:rPr>
@@ -1617,7 +1579,7 @@
                 <w:spacing w:val="-2"/>
                 <w:sz w:val="24"/>
               </w:rPr>
-              <w:t> </w:t>
+              <w:t xml:space="preserve"> </w:t>
             </w:r>
             <w:r>
               <w:rPr>
@@ -1630,7 +1592,7 @@
                 <w:spacing w:val="-1"/>
                 <w:sz w:val="24"/>
               </w:rPr>
-              <w:t> </w:t>
+              <w:t xml:space="preserve"> </w:t>
             </w:r>
             <w:r>
               <w:rPr>
@@ -1643,7 +1605,7 @@
                 <w:spacing w:val="-1"/>
                 <w:sz w:val="24"/>
               </w:rPr>
-              <w:t> </w:t>
+              <w:t xml:space="preserve"> </w:t>
             </w:r>
             <w:r>
               <w:rPr>
@@ -1656,7 +1618,7 @@
                 <w:spacing w:val="-3"/>
                 <w:sz w:val="24"/>
               </w:rPr>
-              <w:t> </w:t>
+              <w:t xml:space="preserve"> </w:t>
             </w:r>
             <w:r>
               <w:rPr>
@@ -1670,7 +1632,7 @@
       </w:tr>
       <w:tr>
         <w:trPr>
-          <w:trHeight w:val="275" w:hRule="atLeast"/>
+          <w:trHeight w:val="275"/>
         </w:trPr>
         <w:tc>
           <w:tcPr>
@@ -1679,7 +1641,7 @@
           <w:p>
             <w:pPr>
               <w:pStyle w:val="TableParagraph"/>
-              <w:spacing w:line="254" w:lineRule="exact" w:before="1"/>
+              <w:spacing w:before="1" w:line="254" w:lineRule="exact"/>
               <w:ind w:left="1" w:right="1"/>
               <w:jc w:val="center"/>
               <w:rPr>
@@ -1702,7 +1664,7 @@
           <w:p>
             <w:pPr>
               <w:pStyle w:val="TableParagraph"/>
-              <w:spacing w:line="254" w:lineRule="exact" w:before="1"/>
+              <w:spacing w:before="1" w:line="254" w:lineRule="exact"/>
               <w:ind w:left="5" w:right="5"/>
               <w:jc w:val="center"/>
               <w:rPr>
@@ -1725,7 +1687,7 @@
           <w:p>
             <w:pPr>
               <w:pStyle w:val="TableParagraph"/>
-              <w:spacing w:line="254" w:lineRule="exact" w:before="1"/>
+              <w:spacing w:before="1" w:line="254" w:lineRule="exact"/>
               <w:ind w:left="2"/>
               <w:jc w:val="center"/>
               <w:rPr>
@@ -1743,7 +1705,7 @@
                 <w:spacing w:val="-2"/>
                 <w:sz w:val="24"/>
               </w:rPr>
-              <w:t> </w:t>
+              <w:t xml:space="preserve"> </w:t>
             </w:r>
             <w:r>
               <w:rPr>
@@ -1756,7 +1718,7 @@
                 <w:spacing w:val="-2"/>
                 <w:sz w:val="24"/>
               </w:rPr>
-              <w:t> </w:t>
+              <w:t xml:space="preserve"> </w:t>
             </w:r>
             <w:r>
               <w:rPr>
@@ -1769,7 +1731,7 @@
                 <w:spacing w:val="-2"/>
                 <w:sz w:val="24"/>
               </w:rPr>
-              <w:t> </w:t>
+              <w:t xml:space="preserve"> </w:t>
             </w:r>
             <w:r>
               <w:rPr>
@@ -1782,7 +1744,7 @@
                 <w:spacing w:val="-3"/>
                 <w:sz w:val="24"/>
               </w:rPr>
-              <w:t> </w:t>
+              <w:t xml:space="preserve"> </w:t>
             </w:r>
             <w:r>
               <w:rPr>
@@ -1795,29 +1757,34 @@
         </w:tc>
       </w:tr>
     </w:tbl>
+    <w:p/>
     <w:sectPr>
       <w:type w:val="continuous"/>
       <w:pgSz w:w="11910" w:h="16840"/>
-      <w:pgMar w:top="1340" w:bottom="280" w:left="850" w:right="425"/>
+      <w:pgMar w:top="1340" w:right="425" w:bottom="280" w:left="850" w:header="720" w:footer="720" w:gutter="0"/>
+      <w:cols w:space="720"/>
     </w:sectPr>
   </w:body>
 </w:document>
 </file>
 
 <file path=word/numbering.xml><?xml version="1.0" encoding="utf-8"?>
-<w:numbering xmlns:ve="http://schemas.openxmlformats.org/markup-compatibility/2006" xmlns:o="urn:schemas-microsoft-com:office:office" xmlns:r="http://schemas.openxmlformats.org/officeDocument/2006/relationships" xmlns:m="http://schemas.openxmlformats.org/officeDocument/2006/math" xmlns:v="urn:schemas-microsoft-com:vml" xmlns:wp="http://schemas.openxmlformats.org/drawingml/2006/wordprocessingDrawing" xmlns:w10="urn:schemas-microsoft-com:office:word" xmlns:w="http://schemas.openxmlformats.org/wordprocessingml/2006/main" xmlns:wne="http://schemas.microsoft.com/office/word/2006/wordml">
-  <w:abstractNum w:abstractNumId="1">
+<w:numbering xmlns:wpc="http://schemas.microsoft.com/office/word/2010/wordprocessingCanvas" xmlns:cx="http://schemas.microsoft.com/office/drawing/2014/chartex" xmlns:cx1="http://schemas.microsoft.com/office/drawing/2015/9/8/chartex" xmlns:cx2="http://schemas.microsoft.com/office/drawing/2015/10/21/chartex" xmlns:cx3="http://schemas.microsoft.com/office/drawing/2016/5/9/chartex" xmlns:cx4="http://schemas.microsoft.com/office/drawing/2016/5/10/chartex" xmlns:cx5="http://schemas.microsoft.com/office/drawing/2016/5/11/chartex" xmlns:cx6="http://schemas.microsoft.com/office/drawing/2016/5/12/chartex" xmlns:cx7="http://schemas.microsoft.com/office/drawing/2016/5/13/chartex" xmlns:cx8="http://schemas.microsoft.com/office/drawing/2016/5/14/chartex" xmlns:mc="http://schemas.openxmlformats.org/markup-compatibility/2006" xmlns:aink="http://schemas.microsoft.com/office/drawing/2016/ink" xmlns:am3d="http://schemas.microsoft.com/office/drawing/2017/model3d" xmlns:o="urn:schemas-microsoft-com:office:office" xmlns:oel="http://schemas.microsoft.com/office/2019/extlst" xmlns:r="http://schemas.openxmlformats.org/officeDocument/2006/relationships" xmlns:m="http://schemas.openxmlformats.org/officeDocument/2006/math" xmlns:v="urn:schemas-microsoft-com:vml" xmlns:wp14="http://schemas.microsoft.com/office/word/2010/wordprocessingDrawing" xmlns:wp="http://schemas.openxmlformats.org/drawingml/2006/wordprocessingDrawing" xmlns:w10="urn:schemas-microsoft-com:office:word" xmlns:w="http://schemas.openxmlformats.org/wordprocessingml/2006/main" xmlns:w14="http://schemas.microsoft.com/office/word/2010/wordml" xmlns:w15="http://schemas.microsoft.com/office/word/2012/wordml" xmlns:w16cex="http://schemas.microsoft.com/office/word/2018/wordml/cex" xmlns:w16cid="http://schemas.microsoft.com/office/word/2016/wordml/cid" xmlns:w16="http://schemas.microsoft.com/office/word/2018/wordml" xmlns:w16du="http://schemas.microsoft.com/office/word/2023/wordml/word16du" xmlns:w16sdtdh="http://schemas.microsoft.com/office/word/2020/wordml/sdtdatahash" xmlns:w16sdtfl="http://schemas.microsoft.com/office/word/2024/wordml/sdtformatlock" xmlns:w16se="http://schemas.microsoft.com/office/word/2015/wordml/symex" xmlns:wpg="http://schemas.microsoft.com/office/word/2010/wordprocessingGroup" xmlns:wpi="http://schemas.microsoft.com/office/word/2010/wordprocessingInk" xmlns:wne="http://schemas.microsoft.com/office/word/2006/wordml" xmlns:wps="http://schemas.microsoft.com/office/word/2010/wordprocessingShape" mc:Ignorable="w14 w15 w16se w16cid w16 w16cex w16sdtdh w16sdtfl w16du wp14">
+  <w:abstractNum w:abstractNumId="0" w15:restartNumberingAfterBreak="0">
+    <w:nsid w:val="0D657ECF"/>
     <w:multiLevelType w:val="hybridMultilevel"/>
-    <w:lvl w:ilvl="0">
-      <w:start w:val="0"/>
-      <w:numFmt w:val="bullet"/>
-      <w:lvlText w:val=""/>
+    <w:tmpl w:val="3E9EB578"/>
+    <w:lvl w:ilvl="0" w:tplc="68E0E5D8">
+      <w:start w:val="1"/>
+      <w:numFmt w:val="decimal"/>
+      <w:lvlText w:val="%1."/>
       <w:lvlJc w:val="left"/>
       <w:pPr>
-        <w:ind w:left="355" w:hanging="285"/>
+        <w:ind w:left="430" w:hanging="360"/>
+        <w:jc w:val="left"/>
       </w:pPr>
       <w:rPr>
-        <w:rFonts w:hint="default" w:ascii="Symbol" w:hAnsi="Symbol" w:eastAsia="Symbol" w:cs="Symbol"/>
+        <w:rFonts w:ascii="Times New Roman" w:eastAsia="Times New Roman" w:hAnsi="Times New Roman" w:cs="Times New Roman" w:hint="default"/>
         <w:b w:val="0"/>
         <w:bCs w:val="0"/>
         <w:i w:val="0"/>
@@ -1829,8 +1796,128 @@
         <w:lang w:val="pt-PT" w:eastAsia="en-US" w:bidi="ar-SA"/>
       </w:rPr>
     </w:lvl>
-    <w:lvl w:ilvl="1">
-      <w:start w:val="0"/>
+    <w:lvl w:ilvl="1" w:tplc="0BAC2E0A">
+      <w:numFmt w:val="bullet"/>
+      <w:lvlText w:val="•"/>
+      <w:lvlJc w:val="left"/>
+      <w:pPr>
+        <w:ind w:left="1428" w:hanging="360"/>
+      </w:pPr>
+      <w:rPr>
+        <w:rFonts w:hint="default"/>
+        <w:lang w:val="pt-PT" w:eastAsia="en-US" w:bidi="ar-SA"/>
+      </w:rPr>
+    </w:lvl>
+    <w:lvl w:ilvl="2" w:tplc="7EB8C542">
+      <w:numFmt w:val="bullet"/>
+      <w:lvlText w:val="•"/>
+      <w:lvlJc w:val="left"/>
+      <w:pPr>
+        <w:ind w:left="2416" w:hanging="360"/>
+      </w:pPr>
+      <w:rPr>
+        <w:rFonts w:hint="default"/>
+        <w:lang w:val="pt-PT" w:eastAsia="en-US" w:bidi="ar-SA"/>
+      </w:rPr>
+    </w:lvl>
+    <w:lvl w:ilvl="3" w:tplc="EC147A02">
+      <w:numFmt w:val="bullet"/>
+      <w:lvlText w:val="•"/>
+      <w:lvlJc w:val="left"/>
+      <w:pPr>
+        <w:ind w:left="3405" w:hanging="360"/>
+      </w:pPr>
+      <w:rPr>
+        <w:rFonts w:hint="default"/>
+        <w:lang w:val="pt-PT" w:eastAsia="en-US" w:bidi="ar-SA"/>
+      </w:rPr>
+    </w:lvl>
+    <w:lvl w:ilvl="4" w:tplc="05641F40">
+      <w:numFmt w:val="bullet"/>
+      <w:lvlText w:val="•"/>
+      <w:lvlJc w:val="left"/>
+      <w:pPr>
+        <w:ind w:left="4393" w:hanging="360"/>
+      </w:pPr>
+      <w:rPr>
+        <w:rFonts w:hint="default"/>
+        <w:lang w:val="pt-PT" w:eastAsia="en-US" w:bidi="ar-SA"/>
+      </w:rPr>
+    </w:lvl>
+    <w:lvl w:ilvl="5" w:tplc="1FB4A24C">
+      <w:numFmt w:val="bullet"/>
+      <w:lvlText w:val="•"/>
+      <w:lvlJc w:val="left"/>
+      <w:pPr>
+        <w:ind w:left="5382" w:hanging="360"/>
+      </w:pPr>
+      <w:rPr>
+        <w:rFonts w:hint="default"/>
+        <w:lang w:val="pt-PT" w:eastAsia="en-US" w:bidi="ar-SA"/>
+      </w:rPr>
+    </w:lvl>
+    <w:lvl w:ilvl="6" w:tplc="B0D094A2">
+      <w:numFmt w:val="bullet"/>
+      <w:lvlText w:val="•"/>
+      <w:lvlJc w:val="left"/>
+      <w:pPr>
+        <w:ind w:left="6370" w:hanging="360"/>
+      </w:pPr>
+      <w:rPr>
+        <w:rFonts w:hint="default"/>
+        <w:lang w:val="pt-PT" w:eastAsia="en-US" w:bidi="ar-SA"/>
+      </w:rPr>
+    </w:lvl>
+    <w:lvl w:ilvl="7" w:tplc="7856F53C">
+      <w:numFmt w:val="bullet"/>
+      <w:lvlText w:val="•"/>
+      <w:lvlJc w:val="left"/>
+      <w:pPr>
+        <w:ind w:left="7358" w:hanging="360"/>
+      </w:pPr>
+      <w:rPr>
+        <w:rFonts w:hint="default"/>
+        <w:lang w:val="pt-PT" w:eastAsia="en-US" w:bidi="ar-SA"/>
+      </w:rPr>
+    </w:lvl>
+    <w:lvl w:ilvl="8" w:tplc="C51AF6EC">
+      <w:numFmt w:val="bullet"/>
+      <w:lvlText w:val="•"/>
+      <w:lvlJc w:val="left"/>
+      <w:pPr>
+        <w:ind w:left="8347" w:hanging="360"/>
+      </w:pPr>
+      <w:rPr>
+        <w:rFonts w:hint="default"/>
+        <w:lang w:val="pt-PT" w:eastAsia="en-US" w:bidi="ar-SA"/>
+      </w:rPr>
+    </w:lvl>
+  </w:abstractNum>
+  <w:abstractNum w:abstractNumId="1" w15:restartNumberingAfterBreak="0">
+    <w:nsid w:val="699704B0"/>
+    <w:multiLevelType w:val="hybridMultilevel"/>
+    <w:tmpl w:val="0016A582"/>
+    <w:lvl w:ilvl="0" w:tplc="F2E02D4E">
+      <w:numFmt w:val="bullet"/>
+      <w:lvlText w:val=""/>
+      <w:lvlJc w:val="left"/>
+      <w:pPr>
+        <w:ind w:left="355" w:hanging="285"/>
+      </w:pPr>
+      <w:rPr>
+        <w:rFonts w:ascii="Symbol" w:eastAsia="Symbol" w:hAnsi="Symbol" w:cs="Symbol" w:hint="default"/>
+        <w:b w:val="0"/>
+        <w:bCs w:val="0"/>
+        <w:i w:val="0"/>
+        <w:iCs w:val="0"/>
+        <w:spacing w:val="0"/>
+        <w:w w:val="100"/>
+        <w:sz w:val="28"/>
+        <w:szCs w:val="28"/>
+        <w:lang w:val="pt-PT" w:eastAsia="en-US" w:bidi="ar-SA"/>
+      </w:rPr>
+    </w:lvl>
+    <w:lvl w:ilvl="1" w:tplc="5224AB7E">
       <w:numFmt w:val="bullet"/>
       <w:lvlText w:val="•"/>
       <w:lvlJc w:val="left"/>
@@ -1842,8 +1929,7 @@
         <w:lang w:val="pt-PT" w:eastAsia="en-US" w:bidi="ar-SA"/>
       </w:rPr>
     </w:lvl>
-    <w:lvl w:ilvl="2">
-      <w:start w:val="0"/>
+    <w:lvl w:ilvl="2" w:tplc="96A26480">
       <w:numFmt w:val="bullet"/>
       <w:lvlText w:val="•"/>
       <w:lvlJc w:val="left"/>
@@ -1855,8 +1941,7 @@
         <w:lang w:val="pt-PT" w:eastAsia="en-US" w:bidi="ar-SA"/>
       </w:rPr>
     </w:lvl>
-    <w:lvl w:ilvl="3">
-      <w:start w:val="0"/>
+    <w:lvl w:ilvl="3" w:tplc="EF5C5D52">
       <w:numFmt w:val="bullet"/>
       <w:lvlText w:val="•"/>
       <w:lvlJc w:val="left"/>
@@ -1868,8 +1953,7 @@
         <w:lang w:val="pt-PT" w:eastAsia="en-US" w:bidi="ar-SA"/>
       </w:rPr>
     </w:lvl>
-    <w:lvl w:ilvl="4">
-      <w:start w:val="0"/>
+    <w:lvl w:ilvl="4" w:tplc="819CA7DE">
       <w:numFmt w:val="bullet"/>
       <w:lvlText w:val="•"/>
       <w:lvlJc w:val="left"/>
@@ -1881,8 +1965,7 @@
         <w:lang w:val="pt-PT" w:eastAsia="en-US" w:bidi="ar-SA"/>
       </w:rPr>
     </w:lvl>
-    <w:lvl w:ilvl="5">
-      <w:start w:val="0"/>
+    <w:lvl w:ilvl="5" w:tplc="82F436C8">
       <w:numFmt w:val="bullet"/>
       <w:lvlText w:val="•"/>
       <w:lvlJc w:val="left"/>
@@ -1894,8 +1977,7 @@
         <w:lang w:val="pt-PT" w:eastAsia="en-US" w:bidi="ar-SA"/>
       </w:rPr>
     </w:lvl>
-    <w:lvl w:ilvl="6">
-      <w:start w:val="0"/>
+    <w:lvl w:ilvl="6" w:tplc="F4E0FB5E">
       <w:numFmt w:val="bullet"/>
       <w:lvlText w:val="•"/>
       <w:lvlJc w:val="left"/>
@@ -1907,8 +1989,7 @@
         <w:lang w:val="pt-PT" w:eastAsia="en-US" w:bidi="ar-SA"/>
       </w:rPr>
     </w:lvl>
-    <w:lvl w:ilvl="7">
-      <w:start w:val="0"/>
+    <w:lvl w:ilvl="7" w:tplc="E5E06854">
       <w:numFmt w:val="bullet"/>
       <w:lvlText w:val="•"/>
       <w:lvlJc w:val="left"/>
@@ -1920,8 +2001,7 @@
         <w:lang w:val="pt-PT" w:eastAsia="en-US" w:bidi="ar-SA"/>
       </w:rPr>
     </w:lvl>
-    <w:lvl w:ilvl="8">
-      <w:start w:val="0"/>
+    <w:lvl w:ilvl="8" w:tplc="F1A85F00">
       <w:numFmt w:val="bullet"/>
       <w:lvlText w:val="•"/>
       <w:lvlJc w:val="left"/>
@@ -1934,153 +2014,24 @@
       </w:rPr>
     </w:lvl>
   </w:abstractNum>
-  <w:abstractNum w:abstractNumId="0">
-    <w:multiLevelType w:val="hybridMultilevel"/>
-    <w:lvl w:ilvl="0">
-      <w:start w:val="1"/>
-      <w:numFmt w:val="decimal"/>
-      <w:lvlText w:val="%1."/>
-      <w:lvlJc w:val="left"/>
-      <w:pPr>
-        <w:ind w:left="430" w:hanging="360"/>
-        <w:jc w:val="left"/>
-      </w:pPr>
-      <w:rPr>
-        <w:rFonts w:hint="default" w:ascii="Times New Roman" w:hAnsi="Times New Roman" w:eastAsia="Times New Roman" w:cs="Times New Roman"/>
-        <w:b w:val="0"/>
-        <w:bCs w:val="0"/>
-        <w:i w:val="0"/>
-        <w:iCs w:val="0"/>
-        <w:spacing w:val="0"/>
-        <w:w w:val="100"/>
-        <w:sz w:val="28"/>
-        <w:szCs w:val="28"/>
-        <w:lang w:val="pt-PT" w:eastAsia="en-US" w:bidi="ar-SA"/>
-      </w:rPr>
-    </w:lvl>
-    <w:lvl w:ilvl="1">
-      <w:start w:val="0"/>
-      <w:numFmt w:val="bullet"/>
-      <w:lvlText w:val="•"/>
-      <w:lvlJc w:val="left"/>
-      <w:pPr>
-        <w:ind w:left="1428" w:hanging="360"/>
-      </w:pPr>
-      <w:rPr>
-        <w:rFonts w:hint="default"/>
-        <w:lang w:val="pt-PT" w:eastAsia="en-US" w:bidi="ar-SA"/>
-      </w:rPr>
-    </w:lvl>
-    <w:lvl w:ilvl="2">
-      <w:start w:val="0"/>
-      <w:numFmt w:val="bullet"/>
-      <w:lvlText w:val="•"/>
-      <w:lvlJc w:val="left"/>
-      <w:pPr>
-        <w:ind w:left="2416" w:hanging="360"/>
-      </w:pPr>
-      <w:rPr>
-        <w:rFonts w:hint="default"/>
-        <w:lang w:val="pt-PT" w:eastAsia="en-US" w:bidi="ar-SA"/>
-      </w:rPr>
-    </w:lvl>
-    <w:lvl w:ilvl="3">
-      <w:start w:val="0"/>
-      <w:numFmt w:val="bullet"/>
-      <w:lvlText w:val="•"/>
-      <w:lvlJc w:val="left"/>
-      <w:pPr>
-        <w:ind w:left="3405" w:hanging="360"/>
-      </w:pPr>
-      <w:rPr>
-        <w:rFonts w:hint="default"/>
-        <w:lang w:val="pt-PT" w:eastAsia="en-US" w:bidi="ar-SA"/>
-      </w:rPr>
-    </w:lvl>
-    <w:lvl w:ilvl="4">
-      <w:start w:val="0"/>
-      <w:numFmt w:val="bullet"/>
-      <w:lvlText w:val="•"/>
-      <w:lvlJc w:val="left"/>
-      <w:pPr>
-        <w:ind w:left="4393" w:hanging="360"/>
-      </w:pPr>
-      <w:rPr>
-        <w:rFonts w:hint="default"/>
-        <w:lang w:val="pt-PT" w:eastAsia="en-US" w:bidi="ar-SA"/>
-      </w:rPr>
-    </w:lvl>
-    <w:lvl w:ilvl="5">
-      <w:start w:val="0"/>
-      <w:numFmt w:val="bullet"/>
-      <w:lvlText w:val="•"/>
-      <w:lvlJc w:val="left"/>
-      <w:pPr>
-        <w:ind w:left="5382" w:hanging="360"/>
-      </w:pPr>
-      <w:rPr>
-        <w:rFonts w:hint="default"/>
-        <w:lang w:val="pt-PT" w:eastAsia="en-US" w:bidi="ar-SA"/>
-      </w:rPr>
-    </w:lvl>
-    <w:lvl w:ilvl="6">
-      <w:start w:val="0"/>
-      <w:numFmt w:val="bullet"/>
-      <w:lvlText w:val="•"/>
-      <w:lvlJc w:val="left"/>
-      <w:pPr>
-        <w:ind w:left="6370" w:hanging="360"/>
-      </w:pPr>
-      <w:rPr>
-        <w:rFonts w:hint="default"/>
-        <w:lang w:val="pt-PT" w:eastAsia="en-US" w:bidi="ar-SA"/>
-      </w:rPr>
-    </w:lvl>
-    <w:lvl w:ilvl="7">
-      <w:start w:val="0"/>
-      <w:numFmt w:val="bullet"/>
-      <w:lvlText w:val="•"/>
-      <w:lvlJc w:val="left"/>
-      <w:pPr>
-        <w:ind w:left="7358" w:hanging="360"/>
-      </w:pPr>
-      <w:rPr>
-        <w:rFonts w:hint="default"/>
-        <w:lang w:val="pt-PT" w:eastAsia="en-US" w:bidi="ar-SA"/>
-      </w:rPr>
-    </w:lvl>
-    <w:lvl w:ilvl="8">
-      <w:start w:val="0"/>
-      <w:numFmt w:val="bullet"/>
-      <w:lvlText w:val="•"/>
-      <w:lvlJc w:val="left"/>
-      <w:pPr>
-        <w:ind w:left="8347" w:hanging="360"/>
-      </w:pPr>
-      <w:rPr>
-        <w:rFonts w:hint="default"/>
-        <w:lang w:val="pt-PT" w:eastAsia="en-US" w:bidi="ar-SA"/>
-      </w:rPr>
-    </w:lvl>
-  </w:abstractNum>
-  <w:num w:numId="2">
+  <w:num w:numId="1" w16cid:durableId="2109155939">
     <w:abstractNumId w:val="1"/>
   </w:num>
-  <w:num w:numId="1">
+  <w:num w:numId="2" w16cid:durableId="1778017007">
     <w:abstractNumId w:val="0"/>
   </w:num>
 </w:numbering>
 </file>
 
 <file path=word/styles.xml><?xml version="1.0" encoding="utf-8"?>
-<w:styles xmlns:r="http://schemas.openxmlformats.org/officeDocument/2006/relationships" xmlns:w="http://schemas.openxmlformats.org/wordprocessingml/2006/main">
+<w:styles xmlns:mc="http://schemas.openxmlformats.org/markup-compatibility/2006" xmlns:r="http://schemas.openxmlformats.org/officeDocument/2006/relationships" xmlns:w="http://schemas.openxmlformats.org/wordprocessingml/2006/main" xmlns:w14="http://schemas.microsoft.com/office/word/2010/wordml" xmlns:w15="http://schemas.microsoft.com/office/word/2012/wordml" xmlns:w16cex="http://schemas.microsoft.com/office/word/2018/wordml/cex" xmlns:w16cid="http://schemas.microsoft.com/office/word/2016/wordml/cid" xmlns:w16="http://schemas.microsoft.com/office/word/2018/wordml" xmlns:w16du="http://schemas.microsoft.com/office/word/2023/wordml/word16du" xmlns:w16sdtdh="http://schemas.microsoft.com/office/word/2020/wordml/sdtdatahash" xmlns:w16sdtfl="http://schemas.microsoft.com/office/word/2024/wordml/sdtformatlock" xmlns:w16se="http://schemas.microsoft.com/office/word/2015/wordml/symex" mc:Ignorable="w14 w15 w16se w16cid w16 w16cex w16sdtdh w16sdtfl w16du">
   <w:docDefaults>
     <w:rPrDefault>
       <w:rPr>
-        <w:rFonts w:cstheme="minorBidi" w:hAnsiTheme="minorHAnsi" w:eastAsiaTheme="minorHAnsi" w:asciiTheme="minorHAnsi"/>
+        <w:rFonts w:asciiTheme="minorHAnsi" w:eastAsiaTheme="minorHAnsi" w:hAnsiTheme="minorHAnsi" w:cstheme="minorBidi"/>
         <w:sz w:val="22"/>
         <w:szCs w:val="22"/>
-        <w:lang w:val="en-US" w:bidi="ar-SA" w:eastAsia="en-US"/>
+        <w:lang w:val="en-US" w:eastAsia="en-US" w:bidi="ar-SA"/>
       </w:rPr>
     </w:rPrDefault>
     <w:pPrDefault>
@@ -2088,19 +2039,423 @@
         <w:widowControl w:val="0"/>
         <w:autoSpaceDE w:val="0"/>
         <w:autoSpaceDN w:val="0"/>
-        <w:spacing w:lineRule="auto" w:line="240" w:before="0" w:after="0"/>
-        <w:ind w:left="0" w:right="0"/>
-        <w:jc w:val="left"/>
       </w:pPr>
     </w:pPrDefault>
   </w:docDefaults>
-  <w:style w:styleId="DefaultParagraphFont" w:default="1" w:type="character">
+  <w:latentStyles w:defLockedState="0" w:defUIPriority="99" w:defSemiHidden="0" w:defUnhideWhenUsed="0" w:defQFormat="0" w:count="376">
+    <w:lsdException w:name="Normal" w:uiPriority="0" w:qFormat="1"/>
+    <w:lsdException w:name="heading 1" w:uiPriority="9" w:qFormat="1"/>
+    <w:lsdException w:name="heading 2" w:semiHidden="1" w:uiPriority="9" w:unhideWhenUsed="1" w:qFormat="1"/>
+    <w:lsdException w:name="heading 3" w:semiHidden="1" w:uiPriority="9" w:unhideWhenUsed="1" w:qFormat="1"/>
+    <w:lsdException w:name="heading 4" w:semiHidden="1" w:uiPriority="9" w:unhideWhenUsed="1" w:qFormat="1"/>
+    <w:lsdException w:name="heading 5" w:semiHidden="1" w:uiPriority="9" w:unhideWhenUsed="1" w:qFormat="1"/>
+    <w:lsdException w:name="heading 6" w:semiHidden="1" w:uiPriority="9" w:unhideWhenUsed="1" w:qFormat="1"/>
+    <w:lsdException w:name="heading 7" w:semiHidden="1" w:uiPriority="9" w:unhideWhenUsed="1" w:qFormat="1"/>
+    <w:lsdException w:name="heading 8" w:semiHidden="1" w:uiPriority="9" w:unhideWhenUsed="1" w:qFormat="1"/>
+    <w:lsdException w:name="heading 9" w:semiHidden="1" w:uiPriority="9" w:unhideWhenUsed="1" w:qFormat="1"/>
+    <w:lsdException w:name="index 1" w:semiHidden="1" w:unhideWhenUsed="1"/>
+    <w:lsdException w:name="index 2" w:semiHidden="1" w:unhideWhenUsed="1"/>
+    <w:lsdException w:name="index 3" w:semiHidden="1" w:unhideWhenUsed="1"/>
+    <w:lsdException w:name="index 4" w:semiHidden="1" w:unhideWhenUsed="1"/>
+    <w:lsdException w:name="index 5" w:semiHidden="1" w:unhideWhenUsed="1"/>
+    <w:lsdException w:name="index 6" w:semiHidden="1" w:unhideWhenUsed="1"/>
+    <w:lsdException w:name="index 7" w:semiHidden="1" w:unhideWhenUsed="1"/>
+    <w:lsdException w:name="index 8" w:semiHidden="1" w:unhideWhenUsed="1"/>
+    <w:lsdException w:name="index 9" w:semiHidden="1" w:unhideWhenUsed="1"/>
+    <w:lsdException w:name="toc 1" w:semiHidden="1" w:uiPriority="39" w:unhideWhenUsed="1"/>
+    <w:lsdException w:name="toc 2" w:semiHidden="1" w:uiPriority="39" w:unhideWhenUsed="1"/>
+    <w:lsdException w:name="toc 3" w:semiHidden="1" w:uiPriority="39" w:unhideWhenUsed="1"/>
+    <w:lsdException w:name="toc 4" w:semiHidden="1" w:uiPriority="39" w:unhideWhenUsed="1"/>
+    <w:lsdException w:name="toc 5" w:semiHidden="1" w:uiPriority="39" w:unhideWhenUsed="1"/>
+    <w:lsdException w:name="toc 6" w:semiHidden="1" w:uiPriority="39" w:unhideWhenUsed="1"/>
+    <w:lsdException w:name="toc 7" w:semiHidden="1" w:uiPriority="39" w:unhideWhenUsed="1"/>
+    <w:lsdException w:name="toc 8" w:semiHidden="1" w:uiPriority="39" w:unhideWhenUsed="1"/>
+    <w:lsdException w:name="toc 9" w:semiHidden="1" w:uiPriority="39" w:unhideWhenUsed="1"/>
+    <w:lsdException w:name="Normal Indent" w:semiHidden="1" w:unhideWhenUsed="1"/>
+    <w:lsdException w:name="footnote text" w:semiHidden="1" w:unhideWhenUsed="1"/>
+    <w:lsdException w:name="annotation text" w:semiHidden="1" w:unhideWhenUsed="1"/>
+    <w:lsdException w:name="header" w:semiHidden="1" w:unhideWhenUsed="1"/>
+    <w:lsdException w:name="footer" w:semiHidden="1" w:unhideWhenUsed="1"/>
+    <w:lsdException w:name="index heading" w:semiHidden="1" w:unhideWhenUsed="1"/>
+    <w:lsdException w:name="caption" w:semiHidden="1" w:uiPriority="35" w:unhideWhenUsed="1" w:qFormat="1"/>
+    <w:lsdException w:name="table of figures" w:semiHidden="1" w:unhideWhenUsed="1"/>
+    <w:lsdException w:name="envelope address" w:semiHidden="1" w:unhideWhenUsed="1"/>
+    <w:lsdException w:name="envelope return" w:semiHidden="1" w:unhideWhenUsed="1"/>
+    <w:lsdException w:name="footnote reference" w:semiHidden="1" w:unhideWhenUsed="1"/>
+    <w:lsdException w:name="annotation reference" w:semiHidden="1" w:unhideWhenUsed="1"/>
+    <w:lsdException w:name="line number" w:semiHidden="1" w:unhideWhenUsed="1"/>
+    <w:lsdException w:name="page number" w:semiHidden="1" w:unhideWhenUsed="1"/>
+    <w:lsdException w:name="endnote reference" w:semiHidden="1" w:unhideWhenUsed="1"/>
+    <w:lsdException w:name="endnote text" w:semiHidden="1" w:unhideWhenUsed="1"/>
+    <w:lsdException w:name="table of authorities" w:semiHidden="1" w:unhideWhenUsed="1"/>
+    <w:lsdException w:name="macro" w:semiHidden="1" w:unhideWhenUsed="1"/>
+    <w:lsdException w:name="toa heading" w:semiHidden="1" w:unhideWhenUsed="1"/>
+    <w:lsdException w:name="List" w:semiHidden="1" w:unhideWhenUsed="1"/>
+    <w:lsdException w:name="List Bullet" w:semiHidden="1" w:unhideWhenUsed="1"/>
+    <w:lsdException w:name="List Number" w:semiHidden="1" w:unhideWhenUsed="1"/>
+    <w:lsdException w:name="List 2" w:semiHidden="1" w:unhideWhenUsed="1"/>
+    <w:lsdException w:name="List 3" w:semiHidden="1" w:unhideWhenUsed="1"/>
+    <w:lsdException w:name="List 4" w:semiHidden="1" w:unhideWhenUsed="1"/>
+    <w:lsdException w:name="List 5" w:semiHidden="1" w:unhideWhenUsed="1"/>
+    <w:lsdException w:name="List Bullet 2" w:semiHidden="1" w:unhideWhenUsed="1"/>
+    <w:lsdException w:name="List Bullet 3" w:semiHidden="1" w:unhideWhenUsed="1"/>
+    <w:lsdException w:name="List Bullet 4" w:semiHidden="1" w:unhideWhenUsed="1"/>
+    <w:lsdException w:name="List Bullet 5" w:semiHidden="1" w:unhideWhenUsed="1"/>
+    <w:lsdException w:name="List Number 2" w:semiHidden="1" w:unhideWhenUsed="1"/>
+    <w:lsdException w:name="List Number 3" w:semiHidden="1" w:unhideWhenUsed="1"/>
+    <w:lsdException w:name="List Number 4" w:semiHidden="1" w:unhideWhenUsed="1"/>
+    <w:lsdException w:name="List Number 5" w:semiHidden="1" w:unhideWhenUsed="1"/>
+    <w:lsdException w:name="Title" w:uiPriority="10" w:qFormat="1"/>
+    <w:lsdException w:name="Closing" w:semiHidden="1" w:unhideWhenUsed="1"/>
+    <w:lsdException w:name="Signature" w:semiHidden="1" w:unhideWhenUsed="1"/>
+    <w:lsdException w:name="Default Paragraph Font" w:semiHidden="1" w:uiPriority="1" w:unhideWhenUsed="1"/>
+    <w:lsdException w:name="Body Text" w:semiHidden="1" w:unhideWhenUsed="1"/>
+    <w:lsdException w:name="Body Text Indent" w:semiHidden="1" w:unhideWhenUsed="1"/>
+    <w:lsdException w:name="List Continue" w:semiHidden="1" w:unhideWhenUsed="1"/>
+    <w:lsdException w:name="List Continue 2" w:semiHidden="1" w:unhideWhenUsed="1"/>
+    <w:lsdException w:name="List Continue 3" w:semiHidden="1" w:unhideWhenUsed="1"/>
+    <w:lsdException w:name="List Continue 4" w:semiHidden="1" w:unhideWhenUsed="1"/>
+    <w:lsdException w:name="List Continue 5" w:semiHidden="1" w:unhideWhenUsed="1"/>
+    <w:lsdException w:name="Message Header" w:semiHidden="1" w:unhideWhenUsed="1"/>
+    <w:lsdException w:name="Subtitle" w:uiPriority="11" w:qFormat="1"/>
+    <w:lsdException w:name="Salutation" w:semiHidden="1" w:unhideWhenUsed="1"/>
+    <w:lsdException w:name="Date" w:semiHidden="1" w:unhideWhenUsed="1"/>
+    <w:lsdException w:name="Body Text First Indent" w:semiHidden="1" w:unhideWhenUsed="1"/>
+    <w:lsdException w:name="Body Text First Indent 2" w:semiHidden="1" w:unhideWhenUsed="1"/>
+    <w:lsdException w:name="Note Heading" w:semiHidden="1" w:unhideWhenUsed="1"/>
+    <w:lsdException w:name="Body Text 2" w:semiHidden="1" w:unhideWhenUsed="1"/>
+    <w:lsdException w:name="Body Text 3" w:semiHidden="1" w:unhideWhenUsed="1"/>
+    <w:lsdException w:name="Body Text Indent 2" w:semiHidden="1" w:unhideWhenUsed="1"/>
+    <w:lsdException w:name="Body Text Indent 3" w:semiHidden="1" w:unhideWhenUsed="1"/>
+    <w:lsdException w:name="Block Text" w:semiHidden="1" w:unhideWhenUsed="1"/>
+    <w:lsdException w:name="Hyperlink" w:semiHidden="1" w:unhideWhenUsed="1"/>
+    <w:lsdException w:name="FollowedHyperlink" w:semiHidden="1" w:unhideWhenUsed="1"/>
+    <w:lsdException w:name="Strong" w:uiPriority="22" w:qFormat="1"/>
+    <w:lsdException w:name="Emphasis" w:uiPriority="20" w:qFormat="1"/>
+    <w:lsdException w:name="Document Map" w:semiHidden="1" w:unhideWhenUsed="1"/>
+    <w:lsdException w:name="Plain Text" w:semiHidden="1" w:unhideWhenUsed="1"/>
+    <w:lsdException w:name="E-mail Signature" w:semiHidden="1" w:unhideWhenUsed="1"/>
+    <w:lsdException w:name="HTML Top of Form" w:semiHidden="1" w:unhideWhenUsed="1"/>
+    <w:lsdException w:name="HTML Bottom of Form" w:semiHidden="1" w:unhideWhenUsed="1"/>
+    <w:lsdException w:name="Normal (Web)" w:semiHidden="1" w:unhideWhenUsed="1"/>
+    <w:lsdException w:name="HTML Acronym" w:semiHidden="1" w:unhideWhenUsed="1"/>
+    <w:lsdException w:name="HTML Address" w:semiHidden="1" w:unhideWhenUsed="1"/>
+    <w:lsdException w:name="HTML Cite" w:semiHidden="1" w:unhideWhenUsed="1"/>
+    <w:lsdException w:name="HTML Code" w:semiHidden="1" w:unhideWhenUsed="1"/>
+    <w:lsdException w:name="HTML Definition" w:semiHidden="1" w:unhideWhenUsed="1"/>
+    <w:lsdException w:name="HTML Keyboard" w:semiHidden="1" w:unhideWhenUsed="1"/>
+    <w:lsdException w:name="HTML Preformatted" w:semiHidden="1" w:unhideWhenUsed="1"/>
+    <w:lsdException w:name="HTML Sample" w:semiHidden="1" w:unhideWhenUsed="1"/>
+    <w:lsdException w:name="HTML Typewriter" w:semiHidden="1" w:unhideWhenUsed="1"/>
+    <w:lsdException w:name="HTML Variable" w:semiHidden="1" w:unhideWhenUsed="1"/>
+    <w:lsdException w:name="Normal Table" w:semiHidden="1" w:unhideWhenUsed="1"/>
+    <w:lsdException w:name="annotation subject" w:semiHidden="1" w:unhideWhenUsed="1"/>
+    <w:lsdException w:name="No List" w:semiHidden="1" w:unhideWhenUsed="1"/>
+    <w:lsdException w:name="Outline List 1" w:semiHidden="1" w:unhideWhenUsed="1"/>
+    <w:lsdException w:name="Outline List 2" w:semiHidden="1" w:unhideWhenUsed="1"/>
+    <w:lsdException w:name="Outline List 3" w:semiHidden="1" w:unhideWhenUsed="1"/>
+    <w:lsdException w:name="Table Simple 1" w:semiHidden="1" w:unhideWhenUsed="1"/>
+    <w:lsdException w:name="Table Simple 2" w:semiHidden="1" w:unhideWhenUsed="1"/>
+    <w:lsdException w:name="Table Simple 3" w:semiHidden="1" w:unhideWhenUsed="1"/>
+    <w:lsdException w:name="Table Classic 1" w:semiHidden="1" w:unhideWhenUsed="1"/>
+    <w:lsdException w:name="Table Classic 2" w:semiHidden="1" w:unhideWhenUsed="1"/>
+    <w:lsdException w:name="Table Classic 3" w:semiHidden="1" w:unhideWhenUsed="1"/>
+    <w:lsdException w:name="Table Classic 4" w:semiHidden="1" w:unhideWhenUsed="1"/>
+    <w:lsdException w:name="Table Colorful 1" w:semiHidden="1" w:unhideWhenUsed="1"/>
+    <w:lsdException w:name="Table Colorful 2" w:semiHidden="1" w:unhideWhenUsed="1"/>
+    <w:lsdException w:name="Table Colorful 3" w:semiHidden="1" w:unhideWhenUsed="1"/>
+    <w:lsdException w:name="Table Columns 1" w:semiHidden="1" w:unhideWhenUsed="1"/>
+    <w:lsdException w:name="Table Columns 2" w:semiHidden="1" w:unhideWhenUsed="1"/>
+    <w:lsdException w:name="Table Columns 3" w:semiHidden="1" w:unhideWhenUsed="1"/>
+    <w:lsdException w:name="Table Columns 4" w:semiHidden="1" w:unhideWhenUsed="1"/>
+    <w:lsdException w:name="Table Columns 5" w:semiHidden="1" w:unhideWhenUsed="1"/>
+    <w:lsdException w:name="Table Grid 1" w:semiHidden="1" w:unhideWhenUsed="1"/>
+    <w:lsdException w:name="Table Grid 2" w:semiHidden="1" w:unhideWhenUsed="1"/>
+    <w:lsdException w:name="Table Grid 3" w:semiHidden="1" w:unhideWhenUsed="1"/>
+    <w:lsdException w:name="Table Grid 4" w:semiHidden="1" w:unhideWhenUsed="1"/>
+    <w:lsdException w:name="Table Grid 5" w:semiHidden="1" w:unhideWhenUsed="1"/>
+    <w:lsdException w:name="Table Grid 6" w:semiHidden="1" w:unhideWhenUsed="1"/>
+    <w:lsdException w:name="Table Grid 7" w:semiHidden="1" w:unhideWhenUsed="1"/>
+    <w:lsdException w:name="Table Grid 8" w:semiHidden="1" w:unhideWhenUsed="1"/>
+    <w:lsdException w:name="Table List 1" w:semiHidden="1" w:unhideWhenUsed="1"/>
+    <w:lsdException w:name="Table List 2" w:semiHidden="1" w:unhideWhenUsed="1"/>
+    <w:lsdException w:name="Table List 3" w:semiHidden="1" w:unhideWhenUsed="1"/>
+    <w:lsdException w:name="Table List 4" w:semiHidden="1" w:unhideWhenUsed="1"/>
+    <w:lsdException w:name="Table List 5" w:semiHidden="1" w:unhideWhenUsed="1"/>
+    <w:lsdException w:name="Table List 6" w:semiHidden="1" w:unhideWhenUsed="1"/>
+    <w:lsdException w:name="Table List 7" w:semiHidden="1" w:unhideWhenUsed="1"/>
+    <w:lsdException w:name="Table List 8" w:semiHidden="1" w:unhideWhenUsed="1"/>
+    <w:lsdException w:name="Table 3D effects 1" w:semiHidden="1" w:unhideWhenUsed="1"/>
+    <w:lsdException w:name="Table 3D effects 2" w:semiHidden="1" w:unhideWhenUsed="1"/>
+    <w:lsdException w:name="Table 3D effects 3" w:semiHidden="1" w:unhideWhenUsed="1"/>
+    <w:lsdException w:name="Table Contemporary" w:semiHidden="1" w:unhideWhenUsed="1"/>
+    <w:lsdException w:name="Table Elegant" w:semiHidden="1" w:unhideWhenUsed="1"/>
+    <w:lsdException w:name="Table Professional" w:semiHidden="1" w:unhideWhenUsed="1"/>
+    <w:lsdException w:name="Table Subtle 1" w:semiHidden="1" w:unhideWhenUsed="1"/>
+    <w:lsdException w:name="Table Subtle 2" w:semiHidden="1" w:unhideWhenUsed="1"/>
+    <w:lsdException w:name="Table Web 1" w:semiHidden="1" w:unhideWhenUsed="1"/>
+    <w:lsdException w:name="Table Web 2" w:semiHidden="1" w:unhideWhenUsed="1"/>
+    <w:lsdException w:name="Table Web 3" w:semiHidden="1" w:unhideWhenUsed="1"/>
+    <w:lsdException w:name="Balloon Text" w:semiHidden="1" w:unhideWhenUsed="1"/>
+    <w:lsdException w:name="Table Grid" w:uiPriority="39"/>
+    <w:lsdException w:name="Table Theme" w:semiHidden="1" w:unhideWhenUsed="1"/>
+    <w:lsdException w:name="Placeholder Text" w:semiHidden="1"/>
+    <w:lsdException w:name="No Spacing" w:uiPriority="1" w:qFormat="1"/>
+    <w:lsdException w:name="Light Shading" w:uiPriority="60"/>
+    <w:lsdException w:name="Light List" w:uiPriority="61"/>
+    <w:lsdException w:name="Light Grid" w:uiPriority="62"/>
+    <w:lsdException w:name="Medium Shading 1" w:uiPriority="63"/>
+    <w:lsdException w:name="Medium Shading 2" w:uiPriority="64"/>
+    <w:lsdException w:name="Medium List 1" w:uiPriority="65"/>
+    <w:lsdException w:name="Medium List 2" w:uiPriority="66"/>
+    <w:lsdException w:name="Medium Grid 1" w:uiPriority="67"/>
+    <w:lsdException w:name="Medium Grid 2" w:uiPriority="68"/>
+    <w:lsdException w:name="Medium Grid 3" w:uiPriority="69"/>
+    <w:lsdException w:name="Dark List" w:uiPriority="70"/>
+    <w:lsdException w:name="Colorful Shading" w:uiPriority="71"/>
+    <w:lsdException w:name="Colorful List" w:uiPriority="72"/>
+    <w:lsdException w:name="Colorful Grid" w:uiPriority="73"/>
+    <w:lsdException w:name="Light Shading Accent 1" w:uiPriority="60"/>
+    <w:lsdException w:name="Light List Accent 1" w:uiPriority="61"/>
+    <w:lsdException w:name="Light Grid Accent 1" w:uiPriority="62"/>
+    <w:lsdException w:name="Medium Shading 1 Accent 1" w:uiPriority="63"/>
+    <w:lsdException w:name="Medium Shading 2 Accent 1" w:uiPriority="64"/>
+    <w:lsdException w:name="Medium List 1 Accent 1" w:uiPriority="65"/>
+    <w:lsdException w:name="Revision" w:semiHidden="1"/>
+    <w:lsdException w:name="List Paragraph" w:uiPriority="34" w:qFormat="1"/>
+    <w:lsdException w:name="Quote" w:uiPriority="29" w:qFormat="1"/>
+    <w:lsdException w:name="Intense Quote" w:uiPriority="30" w:qFormat="1"/>
+    <w:lsdException w:name="Medium List 2 Accent 1" w:uiPriority="66"/>
+    <w:lsdException w:name="Medium Grid 1 Accent 1" w:uiPriority="67"/>
+    <w:lsdException w:name="Medium Grid 2 Accent 1" w:uiPriority="68"/>
+    <w:lsdException w:name="Medium Grid 3 Accent 1" w:uiPriority="69"/>
+    <w:lsdException w:name="Dark List Accent 1" w:uiPriority="70"/>
+    <w:lsdException w:name="Colorful Shading Accent 1" w:uiPriority="71"/>
+    <w:lsdException w:name="Colorful List Accent 1" w:uiPriority="72"/>
+    <w:lsdException w:name="Colorful Grid Accent 1" w:uiPriority="73"/>
+    <w:lsdException w:name="Light Shading Accent 2" w:uiPriority="60"/>
+    <w:lsdException w:name="Light List Accent 2" w:uiPriority="61"/>
+    <w:lsdException w:name="Light Grid Accent 2" w:uiPriority="62"/>
+    <w:lsdException w:name="Medium Shading 1 Accent 2" w:uiPriority="63"/>
+    <w:lsdException w:name="Medium Shading 2 Accent 2" w:uiPriority="64"/>
+    <w:lsdException w:name="Medium List 1 Accent 2" w:uiPriority="65"/>
+    <w:lsdException w:name="Medium List 2 Accent 2" w:uiPriority="66"/>
+    <w:lsdException w:name="Medium Grid 1 Accent 2" w:uiPriority="67"/>
+    <w:lsdException w:name="Medium Grid 2 Accent 2" w:uiPriority="68"/>
+    <w:lsdException w:name="Medium Grid 3 Accent 2" w:uiPriority="69"/>
+    <w:lsdException w:name="Dark List Accent 2" w:uiPriority="70"/>
+    <w:lsdException w:name="Colorful Shading Accent 2" w:uiPriority="71"/>
+    <w:lsdException w:name="Colorful List Accent 2" w:uiPriority="72"/>
+    <w:lsdException w:name="Colorful Grid Accent 2" w:uiPriority="73"/>
+    <w:lsdException w:name="Light Shading Accent 3" w:uiPriority="60"/>
+    <w:lsdException w:name="Light List Accent 3" w:uiPriority="61"/>
+    <w:lsdException w:name="Light Grid Accent 3" w:uiPriority="62"/>
+    <w:lsdException w:name="Medium Shading 1 Accent 3" w:uiPriority="63"/>
+    <w:lsdException w:name="Medium Shading 2 Accent 3" w:uiPriority="64"/>
+    <w:lsdException w:name="Medium List 1 Accent 3" w:uiPriority="65"/>
+    <w:lsdException w:name="Medium List 2 Accent 3" w:uiPriority="66"/>
+    <w:lsdException w:name="Medium Grid 1 Accent 3" w:uiPriority="67"/>
+    <w:lsdException w:name="Medium Grid 2 Accent 3" w:uiPriority="68"/>
+    <w:lsdException w:name="Medium Grid 3 Accent 3" w:uiPriority="69"/>
+    <w:lsdException w:name="Dark List Accent 3" w:uiPriority="70"/>
+    <w:lsdException w:name="Colorful Shading Accent 3" w:uiPriority="71"/>
+    <w:lsdException w:name="Colorful List Accent 3" w:uiPriority="72"/>
+    <w:lsdException w:name="Colorful Grid Accent 3" w:uiPriority="73"/>
+    <w:lsdException w:name="Light Shading Accent 4" w:uiPriority="60"/>
+    <w:lsdException w:name="Light List Accent 4" w:uiPriority="61"/>
+    <w:lsdException w:name="Light Grid Accent 4" w:uiPriority="62"/>
+    <w:lsdException w:name="Medium Shading 1 Accent 4" w:uiPriority="63"/>
+    <w:lsdException w:name="Medium Shading 2 Accent 4" w:uiPriority="64"/>
+    <w:lsdException w:name="Medium List 1 Accent 4" w:uiPriority="65"/>
+    <w:lsdException w:name="Medium List 2 Accent 4" w:uiPriority="66"/>
+    <w:lsdException w:name="Medium Grid 1 Accent 4" w:uiPriority="67"/>
+    <w:lsdException w:name="Medium Grid 2 Accent 4" w:uiPriority="68"/>
+    <w:lsdException w:name="Medium Grid 3 Accent 4" w:uiPriority="69"/>
+    <w:lsdException w:name="Dark List Accent 4" w:uiPriority="70"/>
+    <w:lsdException w:name="Colorful Shading Accent 4" w:uiPriority="71"/>
+    <w:lsdException w:name="Colorful List Accent 4" w:uiPriority="72"/>
+    <w:lsdException w:name="Colorful Grid Accent 4" w:uiPriority="73"/>
+    <w:lsdException w:name="Light Shading Accent 5" w:uiPriority="60"/>
+    <w:lsdException w:name="Light List Accent 5" w:uiPriority="61"/>
+    <w:lsdException w:name="Light Grid Accent 5" w:uiPriority="62"/>
+    <w:lsdException w:name="Medium Shading 1 Accent 5" w:uiPriority="63"/>
+    <w:lsdException w:name="Medium Shading 2 Accent 5" w:uiPriority="64"/>
+    <w:lsdException w:name="Medium List 1 Accent 5" w:uiPriority="65"/>
+    <w:lsdException w:name="Medium List 2 Accent 5" w:uiPriority="66"/>
+    <w:lsdException w:name="Medium Grid 1 Accent 5" w:uiPriority="67"/>
+    <w:lsdException w:name="Medium Grid 2 Accent 5" w:uiPriority="68"/>
+    <w:lsdException w:name="Medium Grid 3 Accent 5" w:uiPriority="69"/>
+    <w:lsdException w:name="Dark List Accent 5" w:uiPriority="70"/>
+    <w:lsdException w:name="Colorful Shading Accent 5" w:uiPriority="71"/>
+    <w:lsdException w:name="Colorful List Accent 5" w:uiPriority="72"/>
+    <w:lsdException w:name="Colorful Grid Accent 5" w:uiPriority="73"/>
+    <w:lsdException w:name="Light Shading Accent 6" w:uiPriority="60"/>
+    <w:lsdException w:name="Light List Accent 6" w:uiPriority="61"/>
+    <w:lsdException w:name="Light Grid Accent 6" w:uiPriority="62"/>
+    <w:lsdException w:name="Medium Shading 1 Accent 6" w:uiPriority="63"/>
+    <w:lsdException w:name="Medium Shading 2 Accent 6" w:uiPriority="64"/>
+    <w:lsdException w:name="Medium List 1 Accent 6" w:uiPriority="65"/>
+    <w:lsdException w:name="Medium List 2 Accent 6" w:uiPriority="66"/>
+    <w:lsdException w:name="Medium Grid 1 Accent 6" w:uiPriority="67"/>
+    <w:lsdException w:name="Medium Grid 2 Accent 6" w:uiPriority="68"/>
+    <w:lsdException w:name="Medium Grid 3 Accent 6" w:uiPriority="69"/>
+    <w:lsdException w:name="Dark List Accent 6" w:uiPriority="70"/>
+    <w:lsdException w:name="Colorful Shading Accent 6" w:uiPriority="71"/>
+    <w:lsdException w:name="Colorful List Accent 6" w:uiPriority="72"/>
+    <w:lsdException w:name="Colorful Grid Accent 6" w:uiPriority="73"/>
+    <w:lsdException w:name="Subtle Emphasis" w:uiPriority="19" w:qFormat="1"/>
+    <w:lsdException w:name="Intense Emphasis" w:uiPriority="21" w:qFormat="1"/>
+    <w:lsdException w:name="Subtle Reference" w:uiPriority="31" w:qFormat="1"/>
+    <w:lsdException w:name="Intense Reference" w:uiPriority="32" w:qFormat="1"/>
+    <w:lsdException w:name="Book Title" w:uiPriority="33" w:qFormat="1"/>
+    <w:lsdException w:name="Bibliography" w:semiHidden="1" w:uiPriority="37" w:unhideWhenUsed="1"/>
+    <w:lsdException w:name="TOC Heading" w:semiHidden="1" w:uiPriority="39" w:unhideWhenUsed="1" w:qFormat="1"/>
+    <w:lsdException w:name="Plain Table 1" w:uiPriority="41"/>
+    <w:lsdException w:name="Plain Table 2" w:uiPriority="42"/>
+    <w:lsdException w:name="Plain Table 3" w:uiPriority="43"/>
+    <w:lsdException w:name="Plain Table 4" w:uiPriority="44"/>
+    <w:lsdException w:name="Plain Table 5" w:uiPriority="45"/>
+    <w:lsdException w:name="Grid Table Light" w:uiPriority="40"/>
+    <w:lsdException w:name="Grid Table 1 Light" w:uiPriority="46"/>
+    <w:lsdException w:name="Grid Table 2" w:uiPriority="47"/>
+    <w:lsdException w:name="Grid Table 3" w:uiPriority="48"/>
+    <w:lsdException w:name="Grid Table 4" w:uiPriority="49"/>
+    <w:lsdException w:name="Grid Table 5 Dark" w:uiPriority="50"/>
+    <w:lsdException w:name="Grid Table 6 Colorful" w:uiPriority="51"/>
+    <w:lsdException w:name="Grid Table 7 Colorful" w:uiPriority="52"/>
+    <w:lsdException w:name="Grid Table 1 Light Accent 1" w:uiPriority="46"/>
+    <w:lsdException w:name="Grid Table 2 Accent 1" w:uiPriority="47"/>
+    <w:lsdException w:name="Grid Table 3 Accent 1" w:uiPriority="48"/>
+    <w:lsdException w:name="Grid Table 4 Accent 1" w:uiPriority="49"/>
+    <w:lsdException w:name="Grid Table 5 Dark Accent 1" w:uiPriority="50"/>
+    <w:lsdException w:name="Grid Table 6 Colorful Accent 1" w:uiPriority="51"/>
+    <w:lsdException w:name="Grid Table 7 Colorful Accent 1" w:uiPriority="52"/>
+    <w:lsdException w:name="Grid Table 1 Light Accent 2" w:uiPriority="46"/>
+    <w:lsdException w:name="Grid Table 2 Accent 2" w:uiPriority="47"/>
+    <w:lsdException w:name="Grid Table 3 Accent 2" w:uiPriority="48"/>
+    <w:lsdException w:name="Grid Table 4 Accent 2" w:uiPriority="49"/>
+    <w:lsdException w:name="Grid Table 5 Dark Accent 2" w:uiPriority="50"/>
+    <w:lsdException w:name="Grid Table 6 Colorful Accent 2" w:uiPriority="51"/>
+    <w:lsdException w:name="Grid Table 7 Colorful Accent 2" w:uiPriority="52"/>
+    <w:lsdException w:name="Grid Table 1 Light Accent 3" w:uiPriority="46"/>
+    <w:lsdException w:name="Grid Table 2 Accent 3" w:uiPriority="47"/>
+    <w:lsdException w:name="Grid Table 3 Accent 3" w:uiPriority="48"/>
+    <w:lsdException w:name="Grid Table 4 Accent 3" w:uiPriority="49"/>
+    <w:lsdException w:name="Grid Table 5 Dark Accent 3" w:uiPriority="50"/>
+    <w:lsdException w:name="Grid Table 6 Colorful Accent 3" w:uiPriority="51"/>
+    <w:lsdException w:name="Grid Table 7 Colorful Accent 3" w:uiPriority="52"/>
+    <w:lsdException w:name="Grid Table 1 Light Accent 4" w:uiPriority="46"/>
+    <w:lsdException w:name="Grid Table 2 Accent 4" w:uiPriority="47"/>
+    <w:lsdException w:name="Grid Table 3 Accent 4" w:uiPriority="48"/>
+    <w:lsdException w:name="Grid Table 4 Accent 4" w:uiPriority="49"/>
+    <w:lsdException w:name="Grid Table 5 Dark Accent 4" w:uiPriority="50"/>
+    <w:lsdException w:name="Grid Table 6 Colorful Accent 4" w:uiPriority="51"/>
+    <w:lsdException w:name="Grid Table 7 Colorful Accent 4" w:uiPriority="52"/>
+    <w:lsdException w:name="Grid Table 1 Light Accent 5" w:uiPriority="46"/>
+    <w:lsdException w:name="Grid Table 2 Accent 5" w:uiPriority="47"/>
+    <w:lsdException w:name="Grid Table 3 Accent 5" w:uiPriority="48"/>
+    <w:lsdException w:name="Grid Table 4 Accent 5" w:uiPriority="49"/>
+    <w:lsdException w:name="Grid Table 5 Dark Accent 5" w:uiPriority="50"/>
+    <w:lsdException w:name="Grid Table 6 Colorful Accent 5" w:uiPriority="51"/>
+    <w:lsdException w:name="Grid Table 7 Colorful Accent 5" w:uiPriority="52"/>
+    <w:lsdException w:name="Grid Table 1 Light Accent 6" w:uiPriority="46"/>
+    <w:lsdException w:name="Grid Table 2 Accent 6" w:uiPriority="47"/>
+    <w:lsdException w:name="Grid Table 3 Accent 6" w:uiPriority="48"/>
+    <w:lsdException w:name="Grid Table 4 Accent 6" w:uiPriority="49"/>
+    <w:lsdException w:name="Grid Table 5 Dark Accent 6" w:uiPriority="50"/>
+    <w:lsdException w:name="Grid Table 6 Colorful Accent 6" w:uiPriority="51"/>
+    <w:lsdException w:name="Grid Table 7 Colorful Accent 6" w:uiPriority="52"/>
+    <w:lsdException w:name="List Table 1 Light" w:uiPriority="46"/>
+    <w:lsdException w:name="List Table 2" w:uiPriority="47"/>
+    <w:lsdException w:name="List Table 3" w:uiPriority="48"/>
+    <w:lsdException w:name="List Table 4" w:uiPriority="49"/>
+    <w:lsdException w:name="List Table 5 Dark" w:uiPriority="50"/>
+    <w:lsdException w:name="List Table 6 Colorful" w:uiPriority="51"/>
+    <w:lsdException w:name="List Table 7 Colorful" w:uiPriority="52"/>
+    <w:lsdException w:name="List Table 1 Light Accent 1" w:uiPriority="46"/>
+    <w:lsdException w:name="List Table 2 Accent 1" w:uiPriority="47"/>
+    <w:lsdException w:name="List Table 3 Accent 1" w:uiPriority="48"/>
+    <w:lsdException w:name="List Table 4 Accent 1" w:uiPriority="49"/>
+    <w:lsdException w:name="List Table 5 Dark Accent 1" w:uiPriority="50"/>
+    <w:lsdException w:name="List Table 6 Colorful Accent 1" w:uiPriority="51"/>
+    <w:lsdException w:name="List Table 7 Colorful Accent 1" w:uiPriority="52"/>
+    <w:lsdException w:name="List Table 1 Light Accent 2" w:uiPriority="46"/>
+    <w:lsdException w:name="List Table 2 Accent 2" w:uiPriority="47"/>
+    <w:lsdException w:name="List Table 3 Accent 2" w:uiPriority="48"/>
+    <w:lsdException w:name="List Table 4 Accent 2" w:uiPriority="49"/>
+    <w:lsdException w:name="List Table 5 Dark Accent 2" w:uiPriority="50"/>
+    <w:lsdException w:name="List Table 6 Colorful Accent 2" w:uiPriority="51"/>
+    <w:lsdException w:name="List Table 7 Colorful Accent 2" w:uiPriority="52"/>
+    <w:lsdException w:name="List Table 1 Light Accent 3" w:uiPriority="46"/>
+    <w:lsdException w:name="List Table 2 Accent 3" w:uiPriority="47"/>
+    <w:lsdException w:name="List Table 3 Accent 3" w:uiPriority="48"/>
+    <w:lsdException w:name="List Table 4 Accent 3" w:uiPriority="49"/>
+    <w:lsdException w:name="List Table 5 Dark Accent 3" w:uiPriority="50"/>
+    <w:lsdException w:name="List Table 6 Colorful Accent 3" w:uiPriority="51"/>
+    <w:lsdException w:name="List Table 7 Colorful Accent 3" w:uiPriority="52"/>
+    <w:lsdException w:name="List Table 1 Light Accent 4" w:uiPriority="46"/>
+    <w:lsdException w:name="List Table 2 Accent 4" w:uiPriority="47"/>
+    <w:lsdException w:name="List Table 3 Accent 4" w:uiPriority="48"/>
+    <w:lsdException w:name="List Table 4 Accent 4" w:uiPriority="49"/>
+    <w:lsdException w:name="List Table 5 Dark Accent 4" w:uiPriority="50"/>
+    <w:lsdException w:name="List Table 6 Colorful Accent 4" w:uiPriority="51"/>
+    <w:lsdException w:name="List Table 7 Colorful Accent 4" w:uiPriority="52"/>
+    <w:lsdException w:name="List Table 1 Light Accent 5" w:uiPriority="46"/>
+    <w:lsdException w:name="List Table 2 Accent 5" w:uiPriority="47"/>
+    <w:lsdException w:name="List Table 3 Accent 5" w:uiPriority="48"/>
+    <w:lsdException w:name="List Table 4 Accent 5" w:uiPriority="49"/>
+    <w:lsdException w:name="List Table 5 Dark Accent 5" w:uiPriority="50"/>
+    <w:lsdException w:name="List Table 6 Colorful Accent 5" w:uiPriority="51"/>
+    <w:lsdException w:name="List Table 7 Colorful Accent 5" w:uiPriority="52"/>
+    <w:lsdException w:name="List Table 1 Light Accent 6" w:uiPriority="46"/>
+    <w:lsdException w:name="List Table 2 Accent 6" w:uiPriority="47"/>
+    <w:lsdException w:name="List Table 3 Accent 6" w:uiPriority="48"/>
+    <w:lsdException w:name="List Table 4 Accent 6" w:uiPriority="49"/>
+    <w:lsdException w:name="List Table 5 Dark Accent 6" w:uiPriority="50"/>
+    <w:lsdException w:name="List Table 6 Colorful Accent 6" w:uiPriority="51"/>
+    <w:lsdException w:name="List Table 7 Colorful Accent 6" w:uiPriority="52"/>
+    <w:lsdException w:name="Mention" w:semiHidden="1" w:unhideWhenUsed="1"/>
+    <w:lsdException w:name="Smart Hyperlink" w:semiHidden="1" w:unhideWhenUsed="1"/>
+    <w:lsdException w:name="Hashtag" w:semiHidden="1" w:unhideWhenUsed="1"/>
+    <w:lsdException w:name="Unresolved Mention" w:semiHidden="1" w:unhideWhenUsed="1"/>
+    <w:lsdException w:name="Smart Link" w:semiHidden="1" w:unhideWhenUsed="1"/>
+  </w:latentStyles>
+  <w:style w:type="paragraph" w:default="1" w:styleId="Normal">
+    <w:name w:val="Normal"/>
+    <w:qFormat/>
+    <w:rPr>
+      <w:rFonts w:ascii="Times New Roman" w:eastAsia="Times New Roman" w:hAnsi="Times New Roman" w:cs="Times New Roman"/>
+      <w:lang w:val="pt-PT"/>
+    </w:rPr>
+  </w:style>
+  <w:style w:type="character" w:default="1" w:styleId="Fontepargpadro">
     <w:name w:val="Default Paragraph Font"/>
     <w:uiPriority w:val="1"/>
     <w:semiHidden/>
     <w:unhideWhenUsed/>
   </w:style>
-  <w:style w:styleId="TableNormal" w:default="1" w:type="table">
+  <w:style w:type="table" w:default="1" w:styleId="Tabelanormal">
+    <w:name w:val="Normal Table"/>
+    <w:uiPriority w:val="99"/>
+    <w:semiHidden/>
+    <w:unhideWhenUsed/>
+    <w:tblPr>
+      <w:tblInd w:w="0" w:type="dxa"/>
+      <w:tblCellMar>
+        <w:top w:w="0" w:type="dxa"/>
+        <w:left w:w="108" w:type="dxa"/>
+        <w:bottom w:w="0" w:type="dxa"/>
+        <w:right w:w="108" w:type="dxa"/>
+      </w:tblCellMar>
+    </w:tblPr>
+  </w:style>
+  <w:style w:type="numbering" w:default="1" w:styleId="Semlista">
+    <w:name w:val="No List"/>
+    <w:uiPriority w:val="99"/>
+    <w:semiHidden/>
+    <w:unhideWhenUsed/>
+  </w:style>
+  <w:style w:type="table" w:customStyle="1" w:styleId="TableNormal">
     <w:name w:val="Table Normal"/>
     <w:uiPriority w:val="2"/>
     <w:semiHidden/>
@@ -2116,48 +2471,25 @@
       </w:tblCellMar>
     </w:tblPr>
   </w:style>
-  <w:style w:styleId="NoList" w:default="1" w:type="numbering">
-    <w:name w:val="No List"/>
-    <w:uiPriority w:val="99"/>
-    <w:semiHidden/>
-    <w:unhideWhenUsed/>
-  </w:style>
-  <w:style w:default="1" w:styleId="Normal" w:type="paragraph">
-    <w:name w:val="Normal"/>
-    <w:uiPriority w:val="1"/>
-    <w:qFormat/>
-    <w:pPr/>
-    <w:rPr>
-      <w:rFonts w:ascii="Times New Roman" w:hAnsi="Times New Roman" w:eastAsia="Times New Roman" w:cs="Times New Roman"/>
-      <w:lang w:val="pt-PT" w:eastAsia="en-US" w:bidi="ar-SA"/>
-    </w:rPr>
-  </w:style>
-  <w:style w:styleId="BodyText" w:type="paragraph">
+  <w:style w:type="paragraph" w:styleId="Corpodetexto">
     <w:name w:val="Body Text"/>
     <w:basedOn w:val="Normal"/>
     <w:uiPriority w:val="1"/>
     <w:qFormat/>
-    <w:pPr/>
     <w:rPr>
-      <w:rFonts w:ascii="Times New Roman" w:hAnsi="Times New Roman" w:eastAsia="Times New Roman" w:cs="Times New Roman"/>
       <w:b/>
       <w:bCs/>
       <w:sz w:val="36"/>
       <w:szCs w:val="36"/>
-      <w:lang w:val="pt-PT" w:eastAsia="en-US" w:bidi="ar-SA"/>
     </w:rPr>
   </w:style>
-  <w:style w:styleId="ListParagraph" w:type="paragraph">
+  <w:style w:type="paragraph" w:styleId="PargrafodaLista">
     <w:name w:val="List Paragraph"/>
     <w:basedOn w:val="Normal"/>
     <w:uiPriority w:val="1"/>
     <w:qFormat/>
-    <w:pPr/>
-    <w:rPr>
-      <w:lang w:val="pt-PT" w:eastAsia="en-US" w:bidi="ar-SA"/>
-    </w:rPr>
   </w:style>
-  <w:style w:styleId="TableParagraph" w:type="paragraph">
+  <w:style w:type="paragraph" w:customStyle="1" w:styleId="TableParagraph">
     <w:name w:val="Table Paragraph"/>
     <w:basedOn w:val="Normal"/>
     <w:uiPriority w:val="1"/>
@@ -2166,10 +2498,6 @@
       <w:spacing w:line="300" w:lineRule="exact"/>
       <w:ind w:left="70"/>
     </w:pPr>
-    <w:rPr>
-      <w:rFonts w:ascii="Times New Roman" w:hAnsi="Times New Roman" w:eastAsia="Times New Roman" w:cs="Times New Roman"/>
-      <w:lang w:val="pt-PT" w:eastAsia="en-US" w:bidi="ar-SA"/>
-    </w:rPr>
   </w:style>
 </w:styles>
 </file>
